--- a/Guia_Evolucion_Metabolica.docx
+++ b/Guia_Evolucion_Metabolica.docx
@@ -3804,6 +3804,3110 @@
           <w:szCs w:val="20"/>
         </w:rPr>
         <w:t xml:space="preserve">node import_excel.cjs</w:t>
+      </w:r>
+    </w:p>
+    <w:p>
+      <w:pPr>
+        <w:pStyle w:val="Heading1"/>
+        <w:spacing w:after="120" w:before="400"/>
+      </w:pPr>
+      <w:r>
+        <w:t xml:space="preserve">7. Costos Aproximados de Operación en la Nube</w:t>
+      </w:r>
+    </w:p>
+    <w:p>
+      <w:pPr>
+        <w:spacing w:after="80" w:before="40"/>
+      </w:pPr>
+      <w:r>
+        <w:rPr>
+          <w:sz w:val="22"/>
+          <w:szCs w:val="22"/>
+        </w:rPr>
+        <w:t xml:space="preserve">El proyecto puede desplegarse en varias plataformas según el presupuesto y el nivel de control técnico que se desee. A continuación se describe cada opción y sus costos mensuales para una clínica con 30–150 pacientes activos.</w:t>
+      </w:r>
+    </w:p>
+    <w:p>
+      <w:pPr>
+        <w:pStyle w:val="Heading2"/>
+        <w:spacing w:after="80" w:before="280"/>
+      </w:pPr>
+      <w:r>
+        <w:t xml:space="preserve">7.1 Comparativa de Plataformas de Alojamiento</w:t>
+      </w:r>
+    </w:p>
+    <w:tbl>
+      <w:tblPr>
+        <w:tblW w:type="pct" w:w="100%"/>
+        <w:tblBorders>
+          <w:top w:val="single" w:color="auto" w:sz="4"/>
+          <w:left w:val="single" w:color="auto" w:sz="4"/>
+          <w:bottom w:val="single" w:color="auto" w:sz="4"/>
+          <w:right w:val="single" w:color="auto" w:sz="4"/>
+          <w:insideH w:val="single" w:color="auto" w:sz="4"/>
+          <w:insideV w:val="single" w:color="auto" w:sz="4"/>
+        </w:tblBorders>
+      </w:tblPr>
+      <w:tblGrid>
+        <w:gridCol w:w="100"/>
+        <w:gridCol w:w="100"/>
+      </w:tblGrid>
+      <w:tr>
+        <w:tc>
+          <w:tcPr>
+            <w:tcW w:type="pct" w:w="35%"/>
+            <w:shd w:fill="EFF6FF" w:val="clear"/>
+          </w:tcPr>
+          <w:p>
+            <w:r>
+              <w:rPr>
+                <w:b/>
+                <w:bCs/>
+                <w:sz w:val="20"/>
+                <w:szCs w:val="20"/>
+              </w:rPr>
+              <w:t xml:space="preserve">Plataforma</w:t>
+            </w:r>
+          </w:p>
+        </w:tc>
+        <w:tc>
+          <w:tcPr>
+            <w:tcW w:type="pct" w:w="65%"/>
+          </w:tcPr>
+          <w:p>
+            <w:r>
+              <w:rPr>
+                <w:sz w:val="20"/>
+                <w:szCs w:val="20"/>
+              </w:rPr>
+              <w:t xml:space="preserve">Costo mensual aprox.  ·  Dificultad de configuración  ·  Ideal para</w:t>
+            </w:r>
+          </w:p>
+        </w:tc>
+      </w:tr>
+      <w:tr>
+        <w:tc>
+          <w:tcPr>
+            <w:tcW w:type="pct" w:w="35%"/>
+            <w:shd w:fill="EFF6FF" w:val="clear"/>
+          </w:tcPr>
+          <w:p>
+            <w:r>
+              <w:rPr>
+                <w:b/>
+                <w:bCs/>
+                <w:sz w:val="20"/>
+                <w:szCs w:val="20"/>
+              </w:rPr>
+              <w:t xml:space="preserve">Railway</w:t>
+            </w:r>
+          </w:p>
+        </w:tc>
+        <w:tc>
+          <w:tcPr>
+            <w:tcW w:type="pct" w:w="65%"/>
+          </w:tcPr>
+          <w:p>
+            <w:r>
+              <w:rPr>
+                <w:sz w:val="20"/>
+                <w:szCs w:val="20"/>
+              </w:rPr>
+              <w:t xml:space="preserve">~$10 – $25 / mes  ·  ★☆☆ Fácil  ·  Despliegue rápido desde GitHub, recomendado</w:t>
+            </w:r>
+          </w:p>
+        </w:tc>
+      </w:tr>
+      <w:tr>
+        <w:tc>
+          <w:tcPr>
+            <w:tcW w:type="pct" w:w="35%"/>
+            <w:shd w:fill="EFF6FF" w:val="clear"/>
+          </w:tcPr>
+          <w:p>
+            <w:r>
+              <w:rPr>
+                <w:b/>
+                <w:bCs/>
+                <w:sz w:val="20"/>
+                <w:szCs w:val="20"/>
+              </w:rPr>
+              <w:t xml:space="preserve">Hostinger VPS</w:t>
+            </w:r>
+          </w:p>
+        </w:tc>
+        <w:tc>
+          <w:tcPr>
+            <w:tcW w:type="pct" w:w="65%"/>
+          </w:tcPr>
+          <w:p>
+            <w:r>
+              <w:rPr>
+                <w:sz w:val="20"/>
+                <w:szCs w:val="20"/>
+              </w:rPr>
+              <w:t xml:space="preserve">~$5 – $12 / mes   ·  ★★☆ Medio  ·  Presupuesto reducido, control total del servidor</w:t>
+            </w:r>
+          </w:p>
+        </w:tc>
+      </w:tr>
+      <w:tr>
+        <w:tc>
+          <w:tcPr>
+            <w:tcW w:type="pct" w:w="35%"/>
+            <w:shd w:fill="EFF6FF" w:val="clear"/>
+          </w:tcPr>
+          <w:p>
+            <w:r>
+              <w:rPr>
+                <w:b/>
+                <w:bCs/>
+                <w:sz w:val="20"/>
+                <w:szCs w:val="20"/>
+              </w:rPr>
+              <w:t xml:space="preserve">Amazon AWS</w:t>
+            </w:r>
+          </w:p>
+        </w:tc>
+        <w:tc>
+          <w:tcPr>
+            <w:tcW w:type="pct" w:w="65%"/>
+          </w:tcPr>
+          <w:p>
+            <w:r>
+              <w:rPr>
+                <w:sz w:val="20"/>
+                <w:szCs w:val="20"/>
+              </w:rPr>
+              <w:t xml:space="preserve">~$20 – $50 / mes  ·  ★★★ Avanzado  ·  Escalabilidad empresarial, cumplimiento HIPAA</w:t>
+            </w:r>
+          </w:p>
+        </w:tc>
+      </w:tr>
+      <w:tr>
+        <w:tc>
+          <w:tcPr>
+            <w:tcW w:type="pct" w:w="35%"/>
+            <w:shd w:fill="EFF6FF" w:val="clear"/>
+          </w:tcPr>
+          <w:p>
+            <w:r>
+              <w:rPr>
+                <w:b/>
+                <w:bCs/>
+                <w:sz w:val="20"/>
+                <w:szCs w:val="20"/>
+              </w:rPr>
+              <w:t xml:space="preserve">DigitalOcean / Render</w:t>
+            </w:r>
+          </w:p>
+        </w:tc>
+        <w:tc>
+          <w:tcPr>
+            <w:tcW w:type="pct" w:w="65%"/>
+          </w:tcPr>
+          <w:p>
+            <w:r>
+              <w:rPr>
+                <w:sz w:val="20"/>
+                <w:szCs w:val="20"/>
+              </w:rPr>
+              <w:t xml:space="preserve">~$7 – $20 / mes  ·  ★☆☆ Fácil  ·  Alternativa a Railway similar en precio</w:t>
+            </w:r>
+          </w:p>
+        </w:tc>
+      </w:tr>
+      <w:tr>
+        <w:tc>
+          <w:tcPr>
+            <w:tcW w:type="pct" w:w="35%"/>
+            <w:shd w:fill="EFF6FF" w:val="clear"/>
+          </w:tcPr>
+          <w:p>
+            <w:r>
+              <w:rPr>
+                <w:b/>
+                <w:bCs/>
+                <w:sz w:val="20"/>
+                <w:szCs w:val="20"/>
+              </w:rPr>
+              <w:t xml:space="preserve">Vercel (frontend)</w:t>
+            </w:r>
+          </w:p>
+        </w:tc>
+        <w:tc>
+          <w:tcPr>
+            <w:tcW w:type="pct" w:w="65%"/>
+          </w:tcPr>
+          <w:p>
+            <w:r>
+              <w:rPr>
+                <w:sz w:val="20"/>
+                <w:szCs w:val="20"/>
+              </w:rPr>
+              <w:t xml:space="preserve">$0 / mes (Hobby)  ·  ★☆☆ Fácil  ·  Solo interfaz React, siempre gratuito</w:t>
+            </w:r>
+          </w:p>
+        </w:tc>
+      </w:tr>
+    </w:tbl>
+    <w:p>
+      <w:pPr>
+        <w:spacing w:after="60" w:before="40"/>
+        <w:ind w:left="360"/>
+      </w:pPr>
+      <w:r>
+        <w:rPr>
+          <w:b/>
+          <w:bCs/>
+          <w:sz w:val="20"/>
+          <w:szCs w:val="20"/>
+        </w:rPr>
+        <w:t xml:space="preserve">📌 Nota: </w:t>
+      </w:r>
+      <w:r>
+        <w:rPr>
+          <w:i/>
+          <w:iCs/>
+          <w:sz w:val="20"/>
+          <w:szCs w:val="20"/>
+        </w:rPr>
+        <w:t xml:space="preserve">Para una clínica pequeña o mediana se recomienda Railway (backend + MySQL) + Vercel (frontend). Es la configuración más simple, con deploy automático desde GitHub.</w:t>
+      </w:r>
+    </w:p>
+    <w:p>
+      <w:pPr>
+        <w:pStyle w:val="Heading2"/>
+        <w:spacing w:after="80" w:before="280"/>
+      </w:pPr>
+      <w:r>
+        <w:t xml:space="preserve">7.2 Railway — Opción Recomendada (Configuración Actual)</w:t>
+      </w:r>
+    </w:p>
+    <w:p>
+      <w:pPr>
+        <w:spacing w:after="80" w:before="40"/>
+      </w:pPr>
+      <w:r>
+        <w:rPr>
+          <w:sz w:val="22"/>
+          <w:szCs w:val="22"/>
+        </w:rPr>
+        <w:t xml:space="preserve">Railway aloja el servidor Node.js/Express, la base de datos MySQL y el volumen de PDFs. Todo se despliega automáticamente con cada push a GitHub.</w:t>
+      </w:r>
+    </w:p>
+    <w:tbl>
+      <w:tblPr>
+        <w:tblW w:type="pct" w:w="100%"/>
+        <w:tblBorders>
+          <w:top w:val="single" w:color="auto" w:sz="4"/>
+          <w:left w:val="single" w:color="auto" w:sz="4"/>
+          <w:bottom w:val="single" w:color="auto" w:sz="4"/>
+          <w:right w:val="single" w:color="auto" w:sz="4"/>
+          <w:insideH w:val="single" w:color="auto" w:sz="4"/>
+          <w:insideV w:val="single" w:color="auto" w:sz="4"/>
+        </w:tblBorders>
+      </w:tblPr>
+      <w:tblGrid>
+        <w:gridCol w:w="100"/>
+        <w:gridCol w:w="100"/>
+      </w:tblGrid>
+      <w:tr>
+        <w:tc>
+          <w:tcPr>
+            <w:tcW w:type="pct" w:w="35%"/>
+            <w:shd w:fill="EFF6FF" w:val="clear"/>
+          </w:tcPr>
+          <w:p>
+            <w:r>
+              <w:rPr>
+                <w:b/>
+                <w:bCs/>
+                <w:sz w:val="20"/>
+                <w:szCs w:val="20"/>
+              </w:rPr>
+              <w:t xml:space="preserve">Plan Hobby (base)</w:t>
+            </w:r>
+          </w:p>
+        </w:tc>
+        <w:tc>
+          <w:tcPr>
+            <w:tcW w:type="pct" w:w="65%"/>
+          </w:tcPr>
+          <w:p>
+            <w:r>
+              <w:rPr>
+                <w:sz w:val="20"/>
+                <w:szCs w:val="20"/>
+              </w:rPr>
+              <w:t xml:space="preserve">$5 USD / mes — incluye $5 en créditos de consumo</w:t>
+            </w:r>
+          </w:p>
+        </w:tc>
+      </w:tr>
+      <w:tr>
+        <w:tc>
+          <w:tcPr>
+            <w:tcW w:type="pct" w:w="35%"/>
+            <w:shd w:fill="EFF6FF" w:val="clear"/>
+          </w:tcPr>
+          <w:p>
+            <w:r>
+              <w:rPr>
+                <w:b/>
+                <w:bCs/>
+                <w:sz w:val="20"/>
+                <w:szCs w:val="20"/>
+              </w:rPr>
+              <w:t xml:space="preserve">Backend Node.js/Express</w:t>
+            </w:r>
+          </w:p>
+        </w:tc>
+        <w:tc>
+          <w:tcPr>
+            <w:tcW w:type="pct" w:w="65%"/>
+          </w:tcPr>
+          <w:p>
+            <w:r>
+              <w:rPr>
+                <w:sz w:val="20"/>
+                <w:szCs w:val="20"/>
+              </w:rPr>
+              <w:t xml:space="preserve">~$5 – $10 USD / mes  (0.5 vCPU · 512 MB RAM)</w:t>
+            </w:r>
+          </w:p>
+        </w:tc>
+      </w:tr>
+      <w:tr>
+        <w:tc>
+          <w:tcPr>
+            <w:tcW w:type="pct" w:w="35%"/>
+            <w:shd w:fill="EFF6FF" w:val="clear"/>
+          </w:tcPr>
+          <w:p>
+            <w:r>
+              <w:rPr>
+                <w:b/>
+                <w:bCs/>
+                <w:sz w:val="20"/>
+                <w:szCs w:val="20"/>
+              </w:rPr>
+              <w:t xml:space="preserve">Base de datos MySQL</w:t>
+            </w:r>
+          </w:p>
+        </w:tc>
+        <w:tc>
+          <w:tcPr>
+            <w:tcW w:type="pct" w:w="65%"/>
+          </w:tcPr>
+          <w:p>
+            <w:r>
+              <w:rPr>
+                <w:sz w:val="20"/>
+                <w:szCs w:val="20"/>
+              </w:rPr>
+              <w:t xml:space="preserve">~$5 – $10 USD / mes  (hasta 1 GB de datos)</w:t>
+            </w:r>
+          </w:p>
+        </w:tc>
+      </w:tr>
+      <w:tr>
+        <w:tc>
+          <w:tcPr>
+            <w:tcW w:type="pct" w:w="35%"/>
+            <w:shd w:fill="EFF6FF" w:val="clear"/>
+          </w:tcPr>
+          <w:p>
+            <w:r>
+              <w:rPr>
+                <w:b/>
+                <w:bCs/>
+                <w:sz w:val="20"/>
+                <w:szCs w:val="20"/>
+              </w:rPr>
+              <w:t xml:space="preserve">Volumen persistente (PDFs)</w:t>
+            </w:r>
+          </w:p>
+        </w:tc>
+        <w:tc>
+          <w:tcPr>
+            <w:tcW w:type="pct" w:w="65%"/>
+          </w:tcPr>
+          <w:p>
+            <w:r>
+              <w:rPr>
+                <w:sz w:val="20"/>
+                <w:szCs w:val="20"/>
+              </w:rPr>
+              <w:t xml:space="preserve">~$0.25 USD / GB / mes  (ej. 2 GB = $0.50 / mes)</w:t>
+            </w:r>
+          </w:p>
+        </w:tc>
+      </w:tr>
+      <w:tr>
+        <w:tc>
+          <w:tcPr>
+            <w:tcW w:type="pct" w:w="35%"/>
+            <w:shd w:fill="EFF6FF" w:val="clear"/>
+          </w:tcPr>
+          <w:p>
+            <w:r>
+              <w:rPr>
+                <w:b/>
+                <w:bCs/>
+                <w:sz w:val="20"/>
+                <w:szCs w:val="20"/>
+              </w:rPr>
+              <w:t xml:space="preserve">Red de salida (egress)</w:t>
+            </w:r>
+          </w:p>
+        </w:tc>
+        <w:tc>
+          <w:tcPr>
+            <w:tcW w:type="pct" w:w="65%"/>
+          </w:tcPr>
+          <w:p>
+            <w:r>
+              <w:rPr>
+                <w:sz w:val="20"/>
+                <w:szCs w:val="20"/>
+              </w:rPr>
+              <w:t xml:space="preserve">Primeros 100 GB / mes incluidos; luego $0.10 / GB</w:t>
+            </w:r>
+          </w:p>
+        </w:tc>
+      </w:tr>
+      <w:tr>
+        <w:tc>
+          <w:tcPr>
+            <w:tcW w:type="pct" w:w="35%"/>
+            <w:shd w:fill="EFF6FF" w:val="clear"/>
+          </w:tcPr>
+          <w:p>
+            <w:r>
+              <w:rPr>
+                <w:b/>
+                <w:bCs/>
+                <w:sz w:val="20"/>
+                <w:szCs w:val="20"/>
+              </w:rPr>
+              <w:t xml:space="preserve">TOTAL Railway</w:t>
+            </w:r>
+          </w:p>
+        </w:tc>
+        <w:tc>
+          <w:tcPr>
+            <w:tcW w:type="pct" w:w="65%"/>
+          </w:tcPr>
+          <w:p>
+            <w:r>
+              <w:rPr>
+                <w:sz w:val="20"/>
+                <w:szCs w:val="20"/>
+              </w:rPr>
+              <w:t xml:space="preserve">$10 – $25 USD / mes</w:t>
+            </w:r>
+          </w:p>
+        </w:tc>
+      </w:tr>
+    </w:tbl>
+    <w:tbl>
+      <w:tblPr>
+        <w:tblW w:type="pct" w:w="100%"/>
+        <w:tblBorders>
+          <w:top w:val="single" w:color="auto" w:sz="4"/>
+          <w:left w:val="single" w:color="auto" w:sz="4"/>
+          <w:bottom w:val="single" w:color="auto" w:sz="4"/>
+          <w:right w:val="single" w:color="auto" w:sz="4"/>
+          <w:insideH w:val="single" w:color="auto" w:sz="4"/>
+          <w:insideV w:val="single" w:color="auto" w:sz="4"/>
+        </w:tblBorders>
+      </w:tblPr>
+      <w:tblGrid>
+        <w:gridCol w:w="100"/>
+        <w:gridCol w:w="100"/>
+      </w:tblGrid>
+      <w:tr>
+        <w:tc>
+          <w:tcPr>
+            <w:tcW w:type="pct" w:w="35%"/>
+            <w:shd w:fill="EFF6FF" w:val="clear"/>
+          </w:tcPr>
+          <w:p>
+            <w:r>
+              <w:rPr>
+                <w:b/>
+                <w:bCs/>
+                <w:sz w:val="20"/>
+                <w:szCs w:val="20"/>
+              </w:rPr>
+              <w:t xml:space="preserve">Ventajas</w:t>
+            </w:r>
+          </w:p>
+        </w:tc>
+        <w:tc>
+          <w:tcPr>
+            <w:tcW w:type="pct" w:w="65%"/>
+          </w:tcPr>
+          <w:p>
+            <w:r>
+              <w:rPr>
+                <w:sz w:val="20"/>
+                <w:szCs w:val="20"/>
+              </w:rPr>
+              <w:t xml:space="preserve">Deploy automático desde GitHub · sin gestión de SO · SSL incluido · logs en tiempo real</w:t>
+            </w:r>
+          </w:p>
+        </w:tc>
+      </w:tr>
+      <w:tr>
+        <w:tc>
+          <w:tcPr>
+            <w:tcW w:type="pct" w:w="35%"/>
+            <w:shd w:fill="EFF6FF" w:val="clear"/>
+          </w:tcPr>
+          <w:p>
+            <w:r>
+              <w:rPr>
+                <w:b/>
+                <w:bCs/>
+                <w:sz w:val="20"/>
+                <w:szCs w:val="20"/>
+              </w:rPr>
+              <w:t xml:space="preserve">Limitaciones</w:t>
+            </w:r>
+          </w:p>
+        </w:tc>
+        <w:tc>
+          <w:tcPr>
+            <w:tcW w:type="pct" w:w="65%"/>
+          </w:tcPr>
+          <w:p>
+            <w:r>
+              <w:rPr>
+                <w:sz w:val="20"/>
+                <w:szCs w:val="20"/>
+              </w:rPr>
+              <w:t xml:space="preserve">Costo escala con uso · no apto para volúmenes muy altos sin plan Pro</w:t>
+            </w:r>
+          </w:p>
+        </w:tc>
+      </w:tr>
+      <w:tr>
+        <w:tc>
+          <w:tcPr>
+            <w:tcW w:type="pct" w:w="35%"/>
+            <w:shd w:fill="EFF6FF" w:val="clear"/>
+          </w:tcPr>
+          <w:p>
+            <w:r>
+              <w:rPr>
+                <w:b/>
+                <w:bCs/>
+                <w:sz w:val="20"/>
+                <w:szCs w:val="20"/>
+              </w:rPr>
+              <w:t xml:space="preserve">URL de precios</w:t>
+            </w:r>
+          </w:p>
+        </w:tc>
+        <w:tc>
+          <w:tcPr>
+            <w:tcW w:type="pct" w:w="65%"/>
+          </w:tcPr>
+          <w:p>
+            <w:r>
+              <w:rPr>
+                <w:sz w:val="20"/>
+                <w:szCs w:val="20"/>
+              </w:rPr>
+              <w:t xml:space="preserve">railway.app/pricing</w:t>
+            </w:r>
+          </w:p>
+        </w:tc>
+      </w:tr>
+    </w:tbl>
+    <w:p>
+      <w:pPr>
+        <w:pStyle w:val="Heading2"/>
+        <w:spacing w:after="80" w:before="280"/>
+      </w:pPr>
+      <w:r>
+        <w:t xml:space="preserve">7.3 Hostinger VPS — Opción Económica con Control Total</w:t>
+      </w:r>
+    </w:p>
+    <w:p>
+      <w:pPr>
+        <w:spacing w:after="80" w:before="40"/>
+      </w:pPr>
+      <w:r>
+        <w:rPr>
+          <w:sz w:val="22"/>
+          <w:szCs w:val="22"/>
+        </w:rPr>
+        <w:t xml:space="preserve">Hostinger ofrece servidores VPS (Servidor Privado Virtual) donde se instala el entorno completo: Node.js, MySQL, Nginx y PM2. Es la opción más barata si se tiene conocimiento básico de Linux.</w:t>
+      </w:r>
+    </w:p>
+    <w:tbl>
+      <w:tblPr>
+        <w:tblW w:type="pct" w:w="100%"/>
+        <w:tblBorders>
+          <w:top w:val="single" w:color="auto" w:sz="4"/>
+          <w:left w:val="single" w:color="auto" w:sz="4"/>
+          <w:bottom w:val="single" w:color="auto" w:sz="4"/>
+          <w:right w:val="single" w:color="auto" w:sz="4"/>
+          <w:insideH w:val="single" w:color="auto" w:sz="4"/>
+          <w:insideV w:val="single" w:color="auto" w:sz="4"/>
+        </w:tblBorders>
+      </w:tblPr>
+      <w:tblGrid>
+        <w:gridCol w:w="100"/>
+        <w:gridCol w:w="100"/>
+      </w:tblGrid>
+      <w:tr>
+        <w:tc>
+          <w:tcPr>
+            <w:tcW w:type="pct" w:w="35%"/>
+            <w:shd w:fill="EFF6FF" w:val="clear"/>
+          </w:tcPr>
+          <w:p>
+            <w:r>
+              <w:rPr>
+                <w:b/>
+                <w:bCs/>
+                <w:sz w:val="20"/>
+                <w:szCs w:val="20"/>
+              </w:rPr>
+              <w:t xml:space="preserve">KVM 1 (plan mínimo)</w:t>
+            </w:r>
+          </w:p>
+        </w:tc>
+        <w:tc>
+          <w:tcPr>
+            <w:tcW w:type="pct" w:w="65%"/>
+          </w:tcPr>
+          <w:p>
+            <w:r>
+              <w:rPr>
+                <w:sz w:val="20"/>
+                <w:szCs w:val="20"/>
+              </w:rPr>
+              <w:t xml:space="preserve">$3.99 – $5.99 USD / mes  ·  1 vCPU · 4 GB RAM · 50 GB NVMe</w:t>
+            </w:r>
+          </w:p>
+        </w:tc>
+      </w:tr>
+      <w:tr>
+        <w:tc>
+          <w:tcPr>
+            <w:tcW w:type="pct" w:w="35%"/>
+            <w:shd w:fill="EFF6FF" w:val="clear"/>
+          </w:tcPr>
+          <w:p>
+            <w:r>
+              <w:rPr>
+                <w:b/>
+                <w:bCs/>
+                <w:sz w:val="20"/>
+                <w:szCs w:val="20"/>
+              </w:rPr>
+              <w:t xml:space="preserve">KVM 2 (recomendado)</w:t>
+            </w:r>
+          </w:p>
+        </w:tc>
+        <w:tc>
+          <w:tcPr>
+            <w:tcW w:type="pct" w:w="65%"/>
+          </w:tcPr>
+          <w:p>
+            <w:r>
+              <w:rPr>
+                <w:sz w:val="20"/>
+                <w:szCs w:val="20"/>
+              </w:rPr>
+              <w:t xml:space="preserve">$7.99 – $9.99 USD / mes  ·  2 vCPU · 8 GB RAM · 100 GB NVMe</w:t>
+            </w:r>
+          </w:p>
+        </w:tc>
+      </w:tr>
+      <w:tr>
+        <w:tc>
+          <w:tcPr>
+            <w:tcW w:type="pct" w:w="35%"/>
+            <w:shd w:fill="EFF6FF" w:val="clear"/>
+          </w:tcPr>
+          <w:p>
+            <w:r>
+              <w:rPr>
+                <w:b/>
+                <w:bCs/>
+                <w:sz w:val="20"/>
+                <w:szCs w:val="20"/>
+              </w:rPr>
+              <w:t xml:space="preserve">Sistema operativo</w:t>
+            </w:r>
+          </w:p>
+        </w:tc>
+        <w:tc>
+          <w:tcPr>
+            <w:tcW w:type="pct" w:w="65%"/>
+          </w:tcPr>
+          <w:p>
+            <w:r>
+              <w:rPr>
+                <w:sz w:val="20"/>
+                <w:szCs w:val="20"/>
+              </w:rPr>
+              <w:t xml:space="preserve">Ubuntu 22.04 LTS (gratuito) — el más común para Node.js</w:t>
+            </w:r>
+          </w:p>
+        </w:tc>
+      </w:tr>
+      <w:tr>
+        <w:tc>
+          <w:tcPr>
+            <w:tcW w:type="pct" w:w="35%"/>
+            <w:shd w:fill="EFF6FF" w:val="clear"/>
+          </w:tcPr>
+          <w:p>
+            <w:r>
+              <w:rPr>
+                <w:b/>
+                <w:bCs/>
+                <w:sz w:val="20"/>
+                <w:szCs w:val="20"/>
+              </w:rPr>
+              <w:t xml:space="preserve">SSL (HTTPS)</w:t>
+            </w:r>
+          </w:p>
+        </w:tc>
+        <w:tc>
+          <w:tcPr>
+            <w:tcW w:type="pct" w:w="65%"/>
+          </w:tcPr>
+          <w:p>
+            <w:r>
+              <w:rPr>
+                <w:sz w:val="20"/>
+                <w:szCs w:val="20"/>
+              </w:rPr>
+              <w:t xml:space="preserve">Gratuito con Let's Encrypt (certbot)</w:t>
+            </w:r>
+          </w:p>
+        </w:tc>
+      </w:tr>
+      <w:tr>
+        <w:tc>
+          <w:tcPr>
+            <w:tcW w:type="pct" w:w="35%"/>
+            <w:shd w:fill="EFF6FF" w:val="clear"/>
+          </w:tcPr>
+          <w:p>
+            <w:r>
+              <w:rPr>
+                <w:b/>
+                <w:bCs/>
+                <w:sz w:val="20"/>
+                <w:szCs w:val="20"/>
+              </w:rPr>
+              <w:t xml:space="preserve">Backups automáticos</w:t>
+            </w:r>
+          </w:p>
+        </w:tc>
+        <w:tc>
+          <w:tcPr>
+            <w:tcW w:type="pct" w:w="65%"/>
+          </w:tcPr>
+          <w:p>
+            <w:r>
+              <w:rPr>
+                <w:sz w:val="20"/>
+                <w:szCs w:val="20"/>
+              </w:rPr>
+              <w:t xml:space="preserve">$1 – $2 USD / mes adicionales (opcional)</w:t>
+            </w:r>
+          </w:p>
+        </w:tc>
+      </w:tr>
+      <w:tr>
+        <w:tc>
+          <w:tcPr>
+            <w:tcW w:type="pct" w:w="35%"/>
+            <w:shd w:fill="EFF6FF" w:val="clear"/>
+          </w:tcPr>
+          <w:p>
+            <w:r>
+              <w:rPr>
+                <w:b/>
+                <w:bCs/>
+                <w:sz w:val="20"/>
+                <w:szCs w:val="20"/>
+              </w:rPr>
+              <w:t xml:space="preserve">TOTAL Hostinger</w:t>
+            </w:r>
+          </w:p>
+        </w:tc>
+        <w:tc>
+          <w:tcPr>
+            <w:tcW w:type="pct" w:w="65%"/>
+          </w:tcPr>
+          <w:p>
+            <w:r>
+              <w:rPr>
+                <w:sz w:val="20"/>
+                <w:szCs w:val="20"/>
+              </w:rPr>
+              <w:t xml:space="preserve">$4 – $12 USD / mes</w:t>
+            </w:r>
+          </w:p>
+        </w:tc>
+      </w:tr>
+    </w:tbl>
+    <w:p>
+      <w:pPr>
+        <w:spacing w:after="80" w:before="40"/>
+      </w:pPr>
+      <w:r>
+        <w:rPr>
+          <w:sz w:val="22"/>
+          <w:szCs w:val="22"/>
+        </w:rPr>
+        <w:t xml:space="preserve">Componentes a instalar manualmente en el VPS:</w:t>
+      </w:r>
+    </w:p>
+    <w:p>
+      <w:pPr>
+        <w:pStyle w:val="ListParagraph"/>
+        <w:numPr>
+          <w:ilvl w:val="0"/>
+          <w:numId w:val="1"/>
+        </w:numPr>
+        <w:spacing w:after="20" w:before="20"/>
+      </w:pPr>
+      <w:r>
+        <w:rPr>
+          <w:sz w:val="22"/>
+          <w:szCs w:val="22"/>
+        </w:rPr>
+        <w:t xml:space="preserve">Node.js 20 LTS + npm</w:t>
+      </w:r>
+    </w:p>
+    <w:p>
+      <w:pPr>
+        <w:pStyle w:val="ListParagraph"/>
+        <w:numPr>
+          <w:ilvl w:val="0"/>
+          <w:numId w:val="1"/>
+        </w:numPr>
+        <w:spacing w:after="20" w:before="20"/>
+      </w:pPr>
+      <w:r>
+        <w:rPr>
+          <w:sz w:val="22"/>
+          <w:szCs w:val="22"/>
+        </w:rPr>
+        <w:t xml:space="preserve">MySQL Server 8 + usuario y base de datos</w:t>
+      </w:r>
+    </w:p>
+    <w:p>
+      <w:pPr>
+        <w:pStyle w:val="ListParagraph"/>
+        <w:numPr>
+          <w:ilvl w:val="0"/>
+          <w:numId w:val="1"/>
+        </w:numPr>
+        <w:spacing w:after="20" w:before="20"/>
+      </w:pPr>
+      <w:r>
+        <w:rPr>
+          <w:sz w:val="22"/>
+          <w:szCs w:val="22"/>
+        </w:rPr>
+        <w:t xml:space="preserve">Nginx como proxy inverso (puerto 80/443 → 3001)</w:t>
+      </w:r>
+    </w:p>
+    <w:p>
+      <w:pPr>
+        <w:pStyle w:val="ListParagraph"/>
+        <w:numPr>
+          <w:ilvl w:val="0"/>
+          <w:numId w:val="1"/>
+        </w:numPr>
+        <w:spacing w:after="20" w:before="20"/>
+      </w:pPr>
+      <w:r>
+        <w:rPr>
+          <w:sz w:val="22"/>
+          <w:szCs w:val="22"/>
+        </w:rPr>
+        <w:t xml:space="preserve">PM2 para mantener el servidor corriendo y reiniciarlo automáticamente</w:t>
+      </w:r>
+    </w:p>
+    <w:p>
+      <w:pPr>
+        <w:pStyle w:val="ListParagraph"/>
+        <w:numPr>
+          <w:ilvl w:val="0"/>
+          <w:numId w:val="1"/>
+        </w:numPr>
+        <w:spacing w:after="20" w:before="20"/>
+      </w:pPr>
+      <w:r>
+        <w:rPr>
+          <w:sz w:val="22"/>
+          <w:szCs w:val="22"/>
+        </w:rPr>
+        <w:t xml:space="preserve">Certbot (Let's Encrypt) para certificado SSL gratuito</w:t>
+      </w:r>
+    </w:p>
+    <w:tbl>
+      <w:tblPr>
+        <w:tblW w:type="pct" w:w="100%"/>
+        <w:tblBorders>
+          <w:top w:val="single" w:color="auto" w:sz="4"/>
+          <w:left w:val="single" w:color="auto" w:sz="4"/>
+          <w:bottom w:val="single" w:color="auto" w:sz="4"/>
+          <w:right w:val="single" w:color="auto" w:sz="4"/>
+          <w:insideH w:val="single" w:color="auto" w:sz="4"/>
+          <w:insideV w:val="single" w:color="auto" w:sz="4"/>
+        </w:tblBorders>
+      </w:tblPr>
+      <w:tblGrid>
+        <w:gridCol w:w="100"/>
+        <w:gridCol w:w="100"/>
+      </w:tblGrid>
+      <w:tr>
+        <w:tc>
+          <w:tcPr>
+            <w:tcW w:type="pct" w:w="35%"/>
+            <w:shd w:fill="EFF6FF" w:val="clear"/>
+          </w:tcPr>
+          <w:p>
+            <w:r>
+              <w:rPr>
+                <w:b/>
+                <w:bCs/>
+                <w:sz w:val="20"/>
+                <w:szCs w:val="20"/>
+              </w:rPr>
+              <w:t xml:space="preserve">Ventajas</w:t>
+            </w:r>
+          </w:p>
+        </w:tc>
+        <w:tc>
+          <w:tcPr>
+            <w:tcW w:type="pct" w:w="65%"/>
+          </w:tcPr>
+          <w:p>
+            <w:r>
+              <w:rPr>
+                <w:sz w:val="20"/>
+                <w:szCs w:val="20"/>
+              </w:rPr>
+              <w:t xml:space="preserve">Costo muy bajo · recursos dedicados · control total · backups incluibles</w:t>
+            </w:r>
+          </w:p>
+        </w:tc>
+      </w:tr>
+      <w:tr>
+        <w:tc>
+          <w:tcPr>
+            <w:tcW w:type="pct" w:w="35%"/>
+            <w:shd w:fill="EFF6FF" w:val="clear"/>
+          </w:tcPr>
+          <w:p>
+            <w:r>
+              <w:rPr>
+                <w:b/>
+                <w:bCs/>
+                <w:sz w:val="20"/>
+                <w:szCs w:val="20"/>
+              </w:rPr>
+              <w:t xml:space="preserve">Limitaciones</w:t>
+            </w:r>
+          </w:p>
+        </w:tc>
+        <w:tc>
+          <w:tcPr>
+            <w:tcW w:type="pct" w:w="65%"/>
+          </w:tcPr>
+          <w:p>
+            <w:r>
+              <w:rPr>
+                <w:sz w:val="20"/>
+                <w:szCs w:val="20"/>
+              </w:rPr>
+              <w:t xml:space="preserve">Requiere configuración manual de Linux · sin deploy automático desde GitHub por defecto</w:t>
+            </w:r>
+          </w:p>
+        </w:tc>
+      </w:tr>
+      <w:tr>
+        <w:tc>
+          <w:tcPr>
+            <w:tcW w:type="pct" w:w="35%"/>
+            <w:shd w:fill="EFF6FF" w:val="clear"/>
+          </w:tcPr>
+          <w:p>
+            <w:r>
+              <w:rPr>
+                <w:b/>
+                <w:bCs/>
+                <w:sz w:val="20"/>
+                <w:szCs w:val="20"/>
+              </w:rPr>
+              <w:t xml:space="preserve">URL</w:t>
+            </w:r>
+          </w:p>
+        </w:tc>
+        <w:tc>
+          <w:tcPr>
+            <w:tcW w:type="pct" w:w="65%"/>
+          </w:tcPr>
+          <w:p>
+            <w:r>
+              <w:rPr>
+                <w:sz w:val="20"/>
+                <w:szCs w:val="20"/>
+              </w:rPr>
+              <w:t xml:space="preserve">hostinger.com/vps-hosting</w:t>
+            </w:r>
+          </w:p>
+        </w:tc>
+      </w:tr>
+    </w:tbl>
+    <w:p>
+      <w:pPr>
+        <w:spacing w:after="60" w:before="40"/>
+        <w:ind w:left="360"/>
+      </w:pPr>
+      <w:r>
+        <w:rPr>
+          <w:b/>
+          <w:bCs/>
+          <w:sz w:val="20"/>
+          <w:szCs w:val="20"/>
+        </w:rPr>
+        <w:t xml:space="preserve">📌 Nota: </w:t>
+      </w:r>
+      <w:r>
+        <w:rPr>
+          <w:i/>
+          <w:iCs/>
+          <w:sz w:val="20"/>
+          <w:szCs w:val="20"/>
+        </w:rPr>
+        <w:t xml:space="preserve">Con Hostinger también se puede alojar el frontend directamente en Nginx (sin Vercel), sirviendo el build de React desde /var/www/html. Esto elimina la necesidad de Vercel.</w:t>
+      </w:r>
+    </w:p>
+    <w:p>
+      <w:pPr>
+        <w:pStyle w:val="Heading2"/>
+        <w:spacing w:after="80" w:before="280"/>
+      </w:pPr>
+      <w:r>
+        <w:t xml:space="preserve">7.4 Amazon AWS — Opción Empresarial y Escalable</w:t>
+      </w:r>
+    </w:p>
+    <w:p>
+      <w:pPr>
+        <w:spacing w:after="80" w:before="40"/>
+      </w:pPr>
+      <w:r>
+        <w:rPr>
+          <w:sz w:val="22"/>
+          <w:szCs w:val="22"/>
+        </w:rPr>
+        <w:t xml:space="preserve">Amazon Web Services (AWS) es la plataforma en la nube más usada a nivel mundial. Ofrece mayor escalabilidad, cumplimiento de normas de salud (HIPAA eligible) y herramientas avanzadas de monitoreo. Requiere conocimientos técnicos para su configuración.</w:t>
+      </w:r>
+    </w:p>
+    <w:tbl>
+      <w:tblPr>
+        <w:tblW w:type="pct" w:w="100%"/>
+        <w:tblBorders>
+          <w:top w:val="single" w:color="auto" w:sz="4"/>
+          <w:left w:val="single" w:color="auto" w:sz="4"/>
+          <w:bottom w:val="single" w:color="auto" w:sz="4"/>
+          <w:right w:val="single" w:color="auto" w:sz="4"/>
+          <w:insideH w:val="single" w:color="auto" w:sz="4"/>
+          <w:insideV w:val="single" w:color="auto" w:sz="4"/>
+        </w:tblBorders>
+      </w:tblPr>
+      <w:tblGrid>
+        <w:gridCol w:w="100"/>
+        <w:gridCol w:w="100"/>
+      </w:tblGrid>
+      <w:tr>
+        <w:tc>
+          <w:tcPr>
+            <w:tcW w:type="pct" w:w="35%"/>
+            <w:shd w:fill="EFF6FF" w:val="clear"/>
+          </w:tcPr>
+          <w:p>
+            <w:r>
+              <w:rPr>
+                <w:b/>
+                <w:bCs/>
+                <w:sz w:val="20"/>
+                <w:szCs w:val="20"/>
+              </w:rPr>
+              <w:t xml:space="preserve">EC2 t3.micro (Free Tier)</w:t>
+            </w:r>
+          </w:p>
+        </w:tc>
+        <w:tc>
+          <w:tcPr>
+            <w:tcW w:type="pct" w:w="65%"/>
+          </w:tcPr>
+          <w:p>
+            <w:r>
+              <w:rPr>
+                <w:sz w:val="20"/>
+                <w:szCs w:val="20"/>
+              </w:rPr>
+              <w:t xml:space="preserve">Gratuito 12 meses; luego ~$8 – $10 USD / mes</w:t>
+            </w:r>
+          </w:p>
+        </w:tc>
+      </w:tr>
+      <w:tr>
+        <w:tc>
+          <w:tcPr>
+            <w:tcW w:type="pct" w:w="35%"/>
+            <w:shd w:fill="EFF6FF" w:val="clear"/>
+          </w:tcPr>
+          <w:p>
+            <w:r>
+              <w:rPr>
+                <w:b/>
+                <w:bCs/>
+                <w:sz w:val="20"/>
+                <w:szCs w:val="20"/>
+              </w:rPr>
+              <w:t xml:space="preserve">EC2 t3.small (recomendado)</w:t>
+            </w:r>
+          </w:p>
+        </w:tc>
+        <w:tc>
+          <w:tcPr>
+            <w:tcW w:type="pct" w:w="65%"/>
+          </w:tcPr>
+          <w:p>
+            <w:r>
+              <w:rPr>
+                <w:sz w:val="20"/>
+                <w:szCs w:val="20"/>
+              </w:rPr>
+              <w:t xml:space="preserve">~$15 – $18 USD / mes  ·  2 vCPU · 2 GB RAM</w:t>
+            </w:r>
+          </w:p>
+        </w:tc>
+      </w:tr>
+      <w:tr>
+        <w:tc>
+          <w:tcPr>
+            <w:tcW w:type="pct" w:w="35%"/>
+            <w:shd w:fill="EFF6FF" w:val="clear"/>
+          </w:tcPr>
+          <w:p>
+            <w:r>
+              <w:rPr>
+                <w:b/>
+                <w:bCs/>
+                <w:sz w:val="20"/>
+                <w:szCs w:val="20"/>
+              </w:rPr>
+              <w:t xml:space="preserve">RDS MySQL t3.micro</w:t>
+            </w:r>
+          </w:p>
+        </w:tc>
+        <w:tc>
+          <w:tcPr>
+            <w:tcW w:type="pct" w:w="65%"/>
+          </w:tcPr>
+          <w:p>
+            <w:r>
+              <w:rPr>
+                <w:sz w:val="20"/>
+                <w:szCs w:val="20"/>
+              </w:rPr>
+              <w:t xml:space="preserve">~$15 – $25 USD / mes  ·  base de datos gestionada</w:t>
+            </w:r>
+          </w:p>
+        </w:tc>
+      </w:tr>
+      <w:tr>
+        <w:tc>
+          <w:tcPr>
+            <w:tcW w:type="pct" w:w="35%"/>
+            <w:shd w:fill="EFF6FF" w:val="clear"/>
+          </w:tcPr>
+          <w:p>
+            <w:r>
+              <w:rPr>
+                <w:b/>
+                <w:bCs/>
+                <w:sz w:val="20"/>
+                <w:szCs w:val="20"/>
+              </w:rPr>
+              <w:t xml:space="preserve">S3 (almacenamiento PDFs)</w:t>
+            </w:r>
+          </w:p>
+        </w:tc>
+        <w:tc>
+          <w:tcPr>
+            <w:tcW w:type="pct" w:w="65%"/>
+          </w:tcPr>
+          <w:p>
+            <w:r>
+              <w:rPr>
+                <w:sz w:val="20"/>
+                <w:szCs w:val="20"/>
+              </w:rPr>
+              <w:t xml:space="preserve">~$0.023 USD / GB / mes  ·  50 GB = $1.15 / mes</w:t>
+            </w:r>
+          </w:p>
+        </w:tc>
+      </w:tr>
+      <w:tr>
+        <w:tc>
+          <w:tcPr>
+            <w:tcW w:type="pct" w:w="35%"/>
+            <w:shd w:fill="EFF6FF" w:val="clear"/>
+          </w:tcPr>
+          <w:p>
+            <w:r>
+              <w:rPr>
+                <w:b/>
+                <w:bCs/>
+                <w:sz w:val="20"/>
+                <w:szCs w:val="20"/>
+              </w:rPr>
+              <w:t xml:space="preserve">Elastic Load Balancer</w:t>
+            </w:r>
+          </w:p>
+        </w:tc>
+        <w:tc>
+          <w:tcPr>
+            <w:tcW w:type="pct" w:w="65%"/>
+          </w:tcPr>
+          <w:p>
+            <w:r>
+              <w:rPr>
+                <w:sz w:val="20"/>
+                <w:szCs w:val="20"/>
+              </w:rPr>
+              <w:t xml:space="preserve">~$16 USD / mes (opcional, solo si se necesita alta disponibilidad)</w:t>
+            </w:r>
+          </w:p>
+        </w:tc>
+      </w:tr>
+      <w:tr>
+        <w:tc>
+          <w:tcPr>
+            <w:tcW w:type="pct" w:w="35%"/>
+            <w:shd w:fill="EFF6FF" w:val="clear"/>
+          </w:tcPr>
+          <w:p>
+            <w:r>
+              <w:rPr>
+                <w:b/>
+                <w:bCs/>
+                <w:sz w:val="20"/>
+                <w:szCs w:val="20"/>
+              </w:rPr>
+              <w:t xml:space="preserve">Route 53 (DNS)</w:t>
+            </w:r>
+          </w:p>
+        </w:tc>
+        <w:tc>
+          <w:tcPr>
+            <w:tcW w:type="pct" w:w="65%"/>
+          </w:tcPr>
+          <w:p>
+            <w:r>
+              <w:rPr>
+                <w:sz w:val="20"/>
+                <w:szCs w:val="20"/>
+              </w:rPr>
+              <w:t xml:space="preserve">~$0.50 USD / zona / mes</w:t>
+            </w:r>
+          </w:p>
+        </w:tc>
+      </w:tr>
+      <w:tr>
+        <w:tc>
+          <w:tcPr>
+            <w:tcW w:type="pct" w:w="35%"/>
+            <w:shd w:fill="EFF6FF" w:val="clear"/>
+          </w:tcPr>
+          <w:p>
+            <w:r>
+              <w:rPr>
+                <w:b/>
+                <w:bCs/>
+                <w:sz w:val="20"/>
+                <w:szCs w:val="20"/>
+              </w:rPr>
+              <w:t xml:space="preserve">Certificate Manager (SSL)</w:t>
+            </w:r>
+          </w:p>
+        </w:tc>
+        <w:tc>
+          <w:tcPr>
+            <w:tcW w:type="pct" w:w="65%"/>
+          </w:tcPr>
+          <w:p>
+            <w:r>
+              <w:rPr>
+                <w:sz w:val="20"/>
+                <w:szCs w:val="20"/>
+              </w:rPr>
+              <w:t xml:space="preserve">$0.00 — gratuito para recursos AWS</w:t>
+            </w:r>
+          </w:p>
+        </w:tc>
+      </w:tr>
+      <w:tr>
+        <w:tc>
+          <w:tcPr>
+            <w:tcW w:type="pct" w:w="35%"/>
+            <w:shd w:fill="EFF6FF" w:val="clear"/>
+          </w:tcPr>
+          <w:p>
+            <w:r>
+              <w:rPr>
+                <w:b/>
+                <w:bCs/>
+                <w:sz w:val="20"/>
+                <w:szCs w:val="20"/>
+              </w:rPr>
+              <w:t xml:space="preserve">TOTAL AWS (básico)</w:t>
+            </w:r>
+          </w:p>
+        </w:tc>
+        <w:tc>
+          <w:tcPr>
+            <w:tcW w:type="pct" w:w="65%"/>
+          </w:tcPr>
+          <w:p>
+            <w:r>
+              <w:rPr>
+                <w:sz w:val="20"/>
+                <w:szCs w:val="20"/>
+              </w:rPr>
+              <w:t xml:space="preserve">$25 – $50 USD / mes sin alta disponibilidad</w:t>
+            </w:r>
+          </w:p>
+        </w:tc>
+      </w:tr>
+    </w:tbl>
+    <w:p>
+      <w:pPr>
+        <w:spacing w:after="80" w:before="40"/>
+      </w:pPr>
+      <w:r>
+        <w:rPr>
+          <w:sz w:val="22"/>
+          <w:szCs w:val="22"/>
+        </w:rPr>
+        <w:t xml:space="preserve">Servicios AWS más utilizados para este proyecto:</w:t>
+      </w:r>
+    </w:p>
+    <w:p>
+      <w:pPr>
+        <w:pStyle w:val="ListParagraph"/>
+        <w:numPr>
+          <w:ilvl w:val="0"/>
+          <w:numId w:val="1"/>
+        </w:numPr>
+        <w:spacing w:after="20" w:before="20"/>
+      </w:pPr>
+      <w:r>
+        <w:rPr>
+          <w:sz w:val="22"/>
+          <w:szCs w:val="22"/>
+        </w:rPr>
+        <w:t xml:space="preserve">EC2 — servidor virtual donde corre Node.js/Express (equivalente al VPS de Hostinger).</w:t>
+      </w:r>
+    </w:p>
+    <w:p>
+      <w:pPr>
+        <w:pStyle w:val="ListParagraph"/>
+        <w:numPr>
+          <w:ilvl w:val="0"/>
+          <w:numId w:val="1"/>
+        </w:numPr>
+        <w:spacing w:after="20" w:before="20"/>
+      </w:pPr>
+      <w:r>
+        <w:rPr>
+          <w:sz w:val="22"/>
+          <w:szCs w:val="22"/>
+        </w:rPr>
+        <w:t xml:space="preserve">RDS — base de datos MySQL gestionada: backups automáticos, failover, parches de seguridad.</w:t>
+      </w:r>
+    </w:p>
+    <w:p>
+      <w:pPr>
+        <w:pStyle w:val="ListParagraph"/>
+        <w:numPr>
+          <w:ilvl w:val="0"/>
+          <w:numId w:val="1"/>
+        </w:numPr>
+        <w:spacing w:after="20" w:before="20"/>
+      </w:pPr>
+      <w:r>
+        <w:rPr>
+          <w:sz w:val="22"/>
+          <w:szCs w:val="22"/>
+        </w:rPr>
+        <w:t xml:space="preserve">S3 — almacenamiento de los PDFs subidos por los usuarios (reemplaza el volumen de Railway).</w:t>
+      </w:r>
+    </w:p>
+    <w:p>
+      <w:pPr>
+        <w:pStyle w:val="ListParagraph"/>
+        <w:numPr>
+          <w:ilvl w:val="0"/>
+          <w:numId w:val="1"/>
+        </w:numPr>
+        <w:spacing w:after="20" w:before="20"/>
+      </w:pPr>
+      <w:r>
+        <w:rPr>
+          <w:sz w:val="22"/>
+          <w:szCs w:val="22"/>
+        </w:rPr>
+        <w:t xml:space="preserve">CloudFront — CDN para servir el frontend React (alternativa a Vercel, gratuito hasta 1 TB/mes).</w:t>
+      </w:r>
+    </w:p>
+    <w:p>
+      <w:pPr>
+        <w:pStyle w:val="ListParagraph"/>
+        <w:numPr>
+          <w:ilvl w:val="0"/>
+          <w:numId w:val="1"/>
+        </w:numPr>
+        <w:spacing w:after="20" w:before="20"/>
+      </w:pPr>
+      <w:r>
+        <w:rPr>
+          <w:sz w:val="22"/>
+          <w:szCs w:val="22"/>
+        </w:rPr>
+        <w:t xml:space="preserve">Route 53 — DNS gestionado para el dominio del sistema.</w:t>
+      </w:r>
+    </w:p>
+    <w:tbl>
+      <w:tblPr>
+        <w:tblW w:type="pct" w:w="100%"/>
+        <w:tblBorders>
+          <w:top w:val="single" w:color="auto" w:sz="4"/>
+          <w:left w:val="single" w:color="auto" w:sz="4"/>
+          <w:bottom w:val="single" w:color="auto" w:sz="4"/>
+          <w:right w:val="single" w:color="auto" w:sz="4"/>
+          <w:insideH w:val="single" w:color="auto" w:sz="4"/>
+          <w:insideV w:val="single" w:color="auto" w:sz="4"/>
+        </w:tblBorders>
+      </w:tblPr>
+      <w:tblGrid>
+        <w:gridCol w:w="100"/>
+        <w:gridCol w:w="100"/>
+      </w:tblGrid>
+      <w:tr>
+        <w:tc>
+          <w:tcPr>
+            <w:tcW w:type="pct" w:w="35%"/>
+            <w:shd w:fill="EFF6FF" w:val="clear"/>
+          </w:tcPr>
+          <w:p>
+            <w:r>
+              <w:rPr>
+                <w:b/>
+                <w:bCs/>
+                <w:sz w:val="20"/>
+                <w:szCs w:val="20"/>
+              </w:rPr>
+              <w:t xml:space="preserve">Ventajas</w:t>
+            </w:r>
+          </w:p>
+        </w:tc>
+        <w:tc>
+          <w:tcPr>
+            <w:tcW w:type="pct" w:w="65%"/>
+          </w:tcPr>
+          <w:p>
+            <w:r>
+              <w:rPr>
+                <w:sz w:val="20"/>
+                <w:szCs w:val="20"/>
+              </w:rPr>
+              <w:t xml:space="preserve">Altamente escalable · HIPAA eligible · SLA 99.99% · integración con servicios de IA/ML de AWS</w:t>
+            </w:r>
+          </w:p>
+        </w:tc>
+      </w:tr>
+      <w:tr>
+        <w:tc>
+          <w:tcPr>
+            <w:tcW w:type="pct" w:w="35%"/>
+            <w:shd w:fill="EFF6FF" w:val="clear"/>
+          </w:tcPr>
+          <w:p>
+            <w:r>
+              <w:rPr>
+                <w:b/>
+                <w:bCs/>
+                <w:sz w:val="20"/>
+                <w:szCs w:val="20"/>
+              </w:rPr>
+              <w:t xml:space="preserve">Limitaciones</w:t>
+            </w:r>
+          </w:p>
+        </w:tc>
+        <w:tc>
+          <w:tcPr>
+            <w:tcW w:type="pct" w:w="65%"/>
+          </w:tcPr>
+          <w:p>
+            <w:r>
+              <w:rPr>
+                <w:sz w:val="20"/>
+                <w:szCs w:val="20"/>
+              </w:rPr>
+              <w:t xml:space="preserve">Configuración compleja · costo superior · requiere conocimientos de AWS IAM y redes</w:t>
+            </w:r>
+          </w:p>
+        </w:tc>
+      </w:tr>
+      <w:tr>
+        <w:tc>
+          <w:tcPr>
+            <w:tcW w:type="pct" w:w="35%"/>
+            <w:shd w:fill="EFF6FF" w:val="clear"/>
+          </w:tcPr>
+          <w:p>
+            <w:r>
+              <w:rPr>
+                <w:b/>
+                <w:bCs/>
+                <w:sz w:val="20"/>
+                <w:szCs w:val="20"/>
+              </w:rPr>
+              <w:t xml:space="preserve">Nivel gratuito</w:t>
+            </w:r>
+          </w:p>
+        </w:tc>
+        <w:tc>
+          <w:tcPr>
+            <w:tcW w:type="pct" w:w="65%"/>
+          </w:tcPr>
+          <w:p>
+            <w:r>
+              <w:rPr>
+                <w:sz w:val="20"/>
+                <w:szCs w:val="20"/>
+              </w:rPr>
+              <w:t xml:space="preserve">aws.amazon.com/free — 12 meses gratis en servicios elegibles</w:t>
+            </w:r>
+          </w:p>
+        </w:tc>
+      </w:tr>
+      <w:tr>
+        <w:tc>
+          <w:tcPr>
+            <w:tcW w:type="pct" w:w="35%"/>
+            <w:shd w:fill="EFF6FF" w:val="clear"/>
+          </w:tcPr>
+          <w:p>
+            <w:r>
+              <w:rPr>
+                <w:b/>
+                <w:bCs/>
+                <w:sz w:val="20"/>
+                <w:szCs w:val="20"/>
+              </w:rPr>
+              <w:t xml:space="preserve">URL de precios</w:t>
+            </w:r>
+          </w:p>
+        </w:tc>
+        <w:tc>
+          <w:tcPr>
+            <w:tcW w:type="pct" w:w="65%"/>
+          </w:tcPr>
+          <w:p>
+            <w:r>
+              <w:rPr>
+                <w:sz w:val="20"/>
+                <w:szCs w:val="20"/>
+              </w:rPr>
+              <w:t xml:space="preserve">aws.amazon.com/pricing</w:t>
+            </w:r>
+          </w:p>
+        </w:tc>
+      </w:tr>
+    </w:tbl>
+    <w:p>
+      <w:pPr>
+        <w:spacing w:after="60" w:before="40"/>
+        <w:ind w:left="360"/>
+      </w:pPr>
+      <w:r>
+        <w:rPr>
+          <w:b/>
+          <w:bCs/>
+          <w:sz w:val="20"/>
+          <w:szCs w:val="20"/>
+        </w:rPr>
+        <w:t xml:space="preserve">📌 Nota: </w:t>
+      </w:r>
+      <w:r>
+        <w:rPr>
+          <w:i/>
+          <w:iCs/>
+          <w:sz w:val="20"/>
+          <w:szCs w:val="20"/>
+        </w:rPr>
+        <w:t xml:space="preserve">Para una clínica pequeña, AWS puede ser excesivo. Se recomienda Railway o Hostinger en etapa inicial y migrar a AWS si el sistema escala a nivel institucional o nacional.</w:t>
+      </w:r>
+    </w:p>
+    <w:p>
+      <w:pPr>
+        <w:pStyle w:val="Heading2"/>
+        <w:spacing w:after="80" w:before="280"/>
+      </w:pPr>
+      <w:r>
+        <w:t xml:space="preserve">7.5 Otras Alternativas de Alojamiento</w:t>
+      </w:r>
+    </w:p>
+    <w:tbl>
+      <w:tblPr>
+        <w:tblW w:type="pct" w:w="100%"/>
+        <w:tblBorders>
+          <w:top w:val="single" w:color="auto" w:sz="4"/>
+          <w:left w:val="single" w:color="auto" w:sz="4"/>
+          <w:bottom w:val="single" w:color="auto" w:sz="4"/>
+          <w:right w:val="single" w:color="auto" w:sz="4"/>
+          <w:insideH w:val="single" w:color="auto" w:sz="4"/>
+          <w:insideV w:val="single" w:color="auto" w:sz="4"/>
+        </w:tblBorders>
+      </w:tblPr>
+      <w:tblGrid>
+        <w:gridCol w:w="100"/>
+        <w:gridCol w:w="100"/>
+      </w:tblGrid>
+      <w:tr>
+        <w:tc>
+          <w:tcPr>
+            <w:tcW w:type="pct" w:w="35%"/>
+            <w:shd w:fill="EFF6FF" w:val="clear"/>
+          </w:tcPr>
+          <w:p>
+            <w:r>
+              <w:rPr>
+                <w:b/>
+                <w:bCs/>
+                <w:sz w:val="20"/>
+                <w:szCs w:val="20"/>
+              </w:rPr>
+              <w:t xml:space="preserve">DigitalOcean Droplet</w:t>
+            </w:r>
+          </w:p>
+        </w:tc>
+        <w:tc>
+          <w:tcPr>
+            <w:tcW w:type="pct" w:w="65%"/>
+          </w:tcPr>
+          <w:p>
+            <w:r>
+              <w:rPr>
+                <w:sz w:val="20"/>
+                <w:szCs w:val="20"/>
+              </w:rPr>
+              <w:t xml:space="preserve">$6 / mes (1 vCPU · 1 GB RAM) — similar a Hostinger VPS, muy popular entre desarrolladores</w:t>
+            </w:r>
+          </w:p>
+        </w:tc>
+      </w:tr>
+      <w:tr>
+        <w:tc>
+          <w:tcPr>
+            <w:tcW w:type="pct" w:w="35%"/>
+            <w:shd w:fill="EFF6FF" w:val="clear"/>
+          </w:tcPr>
+          <w:p>
+            <w:r>
+              <w:rPr>
+                <w:b/>
+                <w:bCs/>
+                <w:sz w:val="20"/>
+                <w:szCs w:val="20"/>
+              </w:rPr>
+              <w:t xml:space="preserve">Render.com</w:t>
+            </w:r>
+          </w:p>
+        </w:tc>
+        <w:tc>
+          <w:tcPr>
+            <w:tcW w:type="pct" w:w="65%"/>
+          </w:tcPr>
+          <w:p>
+            <w:r>
+              <w:rPr>
+                <w:sz w:val="20"/>
+                <w:szCs w:val="20"/>
+              </w:rPr>
+              <w:t xml:space="preserve">$7 / mes backend + $0 frontend — similar a Railway, con plan gratuito más limitado</w:t>
+            </w:r>
+          </w:p>
+        </w:tc>
+      </w:tr>
+      <w:tr>
+        <w:tc>
+          <w:tcPr>
+            <w:tcW w:type="pct" w:w="35%"/>
+            <w:shd w:fill="EFF6FF" w:val="clear"/>
+          </w:tcPr>
+          <w:p>
+            <w:r>
+              <w:rPr>
+                <w:b/>
+                <w:bCs/>
+                <w:sz w:val="20"/>
+                <w:szCs w:val="20"/>
+              </w:rPr>
+              <w:t xml:space="preserve">Fly.io</w:t>
+            </w:r>
+          </w:p>
+        </w:tc>
+        <w:tc>
+          <w:tcPr>
+            <w:tcW w:type="pct" w:w="65%"/>
+          </w:tcPr>
+          <w:p>
+            <w:r>
+              <w:rPr>
+                <w:sz w:val="20"/>
+                <w:szCs w:val="20"/>
+              </w:rPr>
+              <w:t xml:space="preserve">$5 – $15 / mes — despliegue con contenedores Docker, buena latencia en Latinoamérica</w:t>
+            </w:r>
+          </w:p>
+        </w:tc>
+      </w:tr>
+      <w:tr>
+        <w:tc>
+          <w:tcPr>
+            <w:tcW w:type="pct" w:w="35%"/>
+            <w:shd w:fill="EFF6FF" w:val="clear"/>
+          </w:tcPr>
+          <w:p>
+            <w:r>
+              <w:rPr>
+                <w:b/>
+                <w:bCs/>
+                <w:sz w:val="20"/>
+                <w:szCs w:val="20"/>
+              </w:rPr>
+              <w:t xml:space="preserve">Google Cloud Run</w:t>
+            </w:r>
+          </w:p>
+        </w:tc>
+        <w:tc>
+          <w:tcPr>
+            <w:tcW w:type="pct" w:w="65%"/>
+          </w:tcPr>
+          <w:p>
+            <w:r>
+              <w:rPr>
+                <w:sz w:val="20"/>
+                <w:szCs w:val="20"/>
+              </w:rPr>
+              <w:t xml:space="preserve">Pago por uso — puede ser $0 en tráfico bajo; escala automáticamente</w:t>
+            </w:r>
+          </w:p>
+        </w:tc>
+      </w:tr>
+      <w:tr>
+        <w:tc>
+          <w:tcPr>
+            <w:tcW w:type="pct" w:w="35%"/>
+            <w:shd w:fill="EFF6FF" w:val="clear"/>
+          </w:tcPr>
+          <w:p>
+            <w:r>
+              <w:rPr>
+                <w:b/>
+                <w:bCs/>
+                <w:sz w:val="20"/>
+                <w:szCs w:val="20"/>
+              </w:rPr>
+              <w:t xml:space="preserve">Azure App Service</w:t>
+            </w:r>
+          </w:p>
+        </w:tc>
+        <w:tc>
+          <w:tcPr>
+            <w:tcW w:type="pct" w:w="65%"/>
+          </w:tcPr>
+          <w:p>
+            <w:r>
+              <w:rPr>
+                <w:sz w:val="20"/>
+                <w:szCs w:val="20"/>
+              </w:rPr>
+              <w:t xml:space="preserve">$10 – $30 / mes — opción Microsoft, similar a AWS en complejidad</w:t>
+            </w:r>
+          </w:p>
+        </w:tc>
+      </w:tr>
+    </w:tbl>
+    <w:p>
+      <w:pPr>
+        <w:pStyle w:val="Heading2"/>
+        <w:spacing w:after="80" w:before="280"/>
+      </w:pPr>
+      <w:r>
+        <w:t xml:space="preserve">7.6 Dominio Web (Nombre de la Página)</w:t>
+      </w:r>
+    </w:p>
+    <w:p>
+      <w:pPr>
+        <w:spacing w:after="80" w:before="40"/>
+      </w:pPr>
+      <w:r>
+        <w:rPr>
+          <w:sz w:val="22"/>
+          <w:szCs w:val="22"/>
+        </w:rPr>
+        <w:t xml:space="preserve">Para acceder al sistema con un nombre propio (ej. evolucionmetabolica.com) se necesita registrar un dominio. El costo es anual y varía según el registrador y la extensión elegida.</w:t>
+      </w:r>
+    </w:p>
+    <w:tbl>
+      <w:tblPr>
+        <w:tblW w:type="pct" w:w="100%"/>
+        <w:tblBorders>
+          <w:top w:val="single" w:color="auto" w:sz="4"/>
+          <w:left w:val="single" w:color="auto" w:sz="4"/>
+          <w:bottom w:val="single" w:color="auto" w:sz="4"/>
+          <w:right w:val="single" w:color="auto" w:sz="4"/>
+          <w:insideH w:val="single" w:color="auto" w:sz="4"/>
+          <w:insideV w:val="single" w:color="auto" w:sz="4"/>
+        </w:tblBorders>
+      </w:tblPr>
+      <w:tblGrid>
+        <w:gridCol w:w="100"/>
+        <w:gridCol w:w="100"/>
+      </w:tblGrid>
+      <w:tr>
+        <w:tc>
+          <w:tcPr>
+            <w:tcW w:type="pct" w:w="35%"/>
+            <w:shd w:fill="EFF6FF" w:val="clear"/>
+          </w:tcPr>
+          <w:p>
+            <w:r>
+              <w:rPr>
+                <w:b/>
+                <w:bCs/>
+                <w:sz w:val="20"/>
+                <w:szCs w:val="20"/>
+              </w:rPr>
+              <w:t xml:space="preserve">Extensión .com</w:t>
+            </w:r>
+          </w:p>
+        </w:tc>
+        <w:tc>
+          <w:tcPr>
+            <w:tcW w:type="pct" w:w="65%"/>
+          </w:tcPr>
+          <w:p>
+            <w:r>
+              <w:rPr>
+                <w:sz w:val="20"/>
+                <w:szCs w:val="20"/>
+              </w:rPr>
+              <w:t xml:space="preserve">$9 – $15 USD / año — la más reconocida internacionalmente</w:t>
+            </w:r>
+          </w:p>
+        </w:tc>
+      </w:tr>
+      <w:tr>
+        <w:tc>
+          <w:tcPr>
+            <w:tcW w:type="pct" w:w="35%"/>
+            <w:shd w:fill="EFF6FF" w:val="clear"/>
+          </w:tcPr>
+          <w:p>
+            <w:r>
+              <w:rPr>
+                <w:b/>
+                <w:bCs/>
+                <w:sz w:val="20"/>
+                <w:szCs w:val="20"/>
+              </w:rPr>
+              <w:t xml:space="preserve">Extensión .hn</w:t>
+            </w:r>
+          </w:p>
+        </w:tc>
+        <w:tc>
+          <w:tcPr>
+            <w:tcW w:type="pct" w:w="65%"/>
+          </w:tcPr>
+          <w:p>
+            <w:r>
+              <w:rPr>
+                <w:sz w:val="20"/>
+                <w:szCs w:val="20"/>
+              </w:rPr>
+              <w:t xml:space="preserve">$25 – $60 USD / año — dominio nacional de Honduras (requiere gestión local)</w:t>
+            </w:r>
+          </w:p>
+        </w:tc>
+      </w:tr>
+      <w:tr>
+        <w:tc>
+          <w:tcPr>
+            <w:tcW w:type="pct" w:w="35%"/>
+            <w:shd w:fill="EFF6FF" w:val="clear"/>
+          </w:tcPr>
+          <w:p>
+            <w:r>
+              <w:rPr>
+                <w:b/>
+                <w:bCs/>
+                <w:sz w:val="20"/>
+                <w:szCs w:val="20"/>
+              </w:rPr>
+              <w:t xml:space="preserve">Extensión .clinic</w:t>
+            </w:r>
+          </w:p>
+        </w:tc>
+        <w:tc>
+          <w:tcPr>
+            <w:tcW w:type="pct" w:w="65%"/>
+          </w:tcPr>
+          <w:p>
+            <w:r>
+              <w:rPr>
+                <w:sz w:val="20"/>
+                <w:szCs w:val="20"/>
+              </w:rPr>
+              <w:t xml:space="preserve">$25 – $40 USD / año — específica para clínicas y centros de salud</w:t>
+            </w:r>
+          </w:p>
+        </w:tc>
+      </w:tr>
+      <w:tr>
+        <w:tc>
+          <w:tcPr>
+            <w:tcW w:type="pct" w:w="35%"/>
+            <w:shd w:fill="EFF6FF" w:val="clear"/>
+          </w:tcPr>
+          <w:p>
+            <w:r>
+              <w:rPr>
+                <w:b/>
+                <w:bCs/>
+                <w:sz w:val="20"/>
+                <w:szCs w:val="20"/>
+              </w:rPr>
+              <w:t xml:space="preserve">Extensión .health</w:t>
+            </w:r>
+          </w:p>
+        </w:tc>
+        <w:tc>
+          <w:tcPr>
+            <w:tcW w:type="pct" w:w="65%"/>
+          </w:tcPr>
+          <w:p>
+            <w:r>
+              <w:rPr>
+                <w:sz w:val="20"/>
+                <w:szCs w:val="20"/>
+              </w:rPr>
+              <w:t xml:space="preserve">$35 – $50 USD / año — especializada en salud</w:t>
+            </w:r>
+          </w:p>
+        </w:tc>
+      </w:tr>
+      <w:tr>
+        <w:tc>
+          <w:tcPr>
+            <w:tcW w:type="pct" w:w="35%"/>
+            <w:shd w:fill="EFF6FF" w:val="clear"/>
+          </w:tcPr>
+          <w:p>
+            <w:r>
+              <w:rPr>
+                <w:b/>
+                <w:bCs/>
+                <w:sz w:val="20"/>
+                <w:szCs w:val="20"/>
+              </w:rPr>
+              <w:t xml:space="preserve">Extensión .app</w:t>
+            </w:r>
+          </w:p>
+        </w:tc>
+        <w:tc>
+          <w:tcPr>
+            <w:tcW w:type="pct" w:w="65%"/>
+          </w:tcPr>
+          <w:p>
+            <w:r>
+              <w:rPr>
+                <w:sz w:val="20"/>
+                <w:szCs w:val="20"/>
+              </w:rPr>
+              <w:t xml:space="preserve">$14 – $20 USD / año — moderna, fuerza HTTPS obligatorio</w:t>
+            </w:r>
+          </w:p>
+        </w:tc>
+      </w:tr>
+    </w:tbl>
+    <w:p>
+      <w:pPr>
+        <w:spacing w:after="80" w:before="40"/>
+      </w:pPr>
+      <w:r>
+        <w:rPr>
+          <w:sz w:val="22"/>
+          <w:szCs w:val="22"/>
+        </w:rPr>
+        <w:t xml:space="preserve">Registradores recomendados:</w:t>
+      </w:r>
+    </w:p>
+    <w:tbl>
+      <w:tblPr>
+        <w:tblW w:type="pct" w:w="100%"/>
+        <w:tblBorders>
+          <w:top w:val="single" w:color="auto" w:sz="4"/>
+          <w:left w:val="single" w:color="auto" w:sz="4"/>
+          <w:bottom w:val="single" w:color="auto" w:sz="4"/>
+          <w:right w:val="single" w:color="auto" w:sz="4"/>
+          <w:insideH w:val="single" w:color="auto" w:sz="4"/>
+          <w:insideV w:val="single" w:color="auto" w:sz="4"/>
+        </w:tblBorders>
+      </w:tblPr>
+      <w:tblGrid>
+        <w:gridCol w:w="100"/>
+        <w:gridCol w:w="100"/>
+      </w:tblGrid>
+      <w:tr>
+        <w:tc>
+          <w:tcPr>
+            <w:tcW w:type="pct" w:w="35%"/>
+            <w:shd w:fill="EFF6FF" w:val="clear"/>
+          </w:tcPr>
+          <w:p>
+            <w:r>
+              <w:rPr>
+                <w:b/>
+                <w:bCs/>
+                <w:sz w:val="20"/>
+                <w:szCs w:val="20"/>
+              </w:rPr>
+              <w:t xml:space="preserve">Namecheap</w:t>
+            </w:r>
+          </w:p>
+        </w:tc>
+        <w:tc>
+          <w:tcPr>
+            <w:tcW w:type="pct" w:w="65%"/>
+          </w:tcPr>
+          <w:p>
+            <w:r>
+              <w:rPr>
+                <w:sz w:val="20"/>
+                <w:szCs w:val="20"/>
+              </w:rPr>
+              <w:t xml:space="preserve">namecheap.com — precio más bajo · interfaz sencilla · DNS gratuito incluido</w:t>
+            </w:r>
+          </w:p>
+        </w:tc>
+      </w:tr>
+      <w:tr>
+        <w:tc>
+          <w:tcPr>
+            <w:tcW w:type="pct" w:w="35%"/>
+            <w:shd w:fill="EFF6FF" w:val="clear"/>
+          </w:tcPr>
+          <w:p>
+            <w:r>
+              <w:rPr>
+                <w:b/>
+                <w:bCs/>
+                <w:sz w:val="20"/>
+                <w:szCs w:val="20"/>
+              </w:rPr>
+              <w:t xml:space="preserve">Cloudflare Registrar</w:t>
+            </w:r>
+          </w:p>
+        </w:tc>
+        <w:tc>
+          <w:tcPr>
+            <w:tcW w:type="pct" w:w="65%"/>
+          </w:tcPr>
+          <w:p>
+            <w:r>
+              <w:rPr>
+                <w:sz w:val="20"/>
+                <w:szCs w:val="20"/>
+              </w:rPr>
+              <w:t xml:space="preserve">cloudflare.com — precio al costo (sin margen) · protección DDoS incluida</w:t>
+            </w:r>
+          </w:p>
+        </w:tc>
+      </w:tr>
+      <w:tr>
+        <w:tc>
+          <w:tcPr>
+            <w:tcW w:type="pct" w:w="35%"/>
+            <w:shd w:fill="EFF6FF" w:val="clear"/>
+          </w:tcPr>
+          <w:p>
+            <w:r>
+              <w:rPr>
+                <w:b/>
+                <w:bCs/>
+                <w:sz w:val="20"/>
+                <w:szCs w:val="20"/>
+              </w:rPr>
+              <w:t xml:space="preserve">GoDaddy</w:t>
+            </w:r>
+          </w:p>
+        </w:tc>
+        <w:tc>
+          <w:tcPr>
+            <w:tcW w:type="pct" w:w="65%"/>
+          </w:tcPr>
+          <w:p>
+            <w:r>
+              <w:rPr>
+                <w:sz w:val="20"/>
+                <w:szCs w:val="20"/>
+              </w:rPr>
+              <w:t xml:space="preserve">godaddy.com — frecuentes promociones primer año (~$1–3) · renovación más cara</w:t>
+            </w:r>
+          </w:p>
+        </w:tc>
+      </w:tr>
+      <w:tr>
+        <w:tc>
+          <w:tcPr>
+            <w:tcW w:type="pct" w:w="35%"/>
+            <w:shd w:fill="EFF6FF" w:val="clear"/>
+          </w:tcPr>
+          <w:p>
+            <w:r>
+              <w:rPr>
+                <w:b/>
+                <w:bCs/>
+                <w:sz w:val="20"/>
+                <w:szCs w:val="20"/>
+              </w:rPr>
+              <w:t xml:space="preserve">Google Domains</w:t>
+            </w:r>
+          </w:p>
+        </w:tc>
+        <w:tc>
+          <w:tcPr>
+            <w:tcW w:type="pct" w:w="65%"/>
+          </w:tcPr>
+          <w:p>
+            <w:r>
+              <w:rPr>
+                <w:sz w:val="20"/>
+                <w:szCs w:val="20"/>
+              </w:rPr>
+              <w:t xml:space="preserve">domains.google — ~$12 / año .com · privacidad WHOIS gratuita</w:t>
+            </w:r>
+          </w:p>
+        </w:tc>
+      </w:tr>
+      <w:tr>
+        <w:tc>
+          <w:tcPr>
+            <w:tcW w:type="pct" w:w="35%"/>
+            <w:shd w:fill="EFF6FF" w:val="clear"/>
+          </w:tcPr>
+          <w:p>
+            <w:r>
+              <w:rPr>
+                <w:b/>
+                <w:bCs/>
+                <w:sz w:val="20"/>
+                <w:szCs w:val="20"/>
+              </w:rPr>
+              <w:t xml:space="preserve">Route 53 (AWS)</w:t>
+            </w:r>
+          </w:p>
+        </w:tc>
+        <w:tc>
+          <w:tcPr>
+            <w:tcW w:type="pct" w:w="65%"/>
+          </w:tcPr>
+          <w:p>
+            <w:r>
+              <w:rPr>
+                <w:sz w:val="20"/>
+                <w:szCs w:val="20"/>
+              </w:rPr>
+              <w:t xml:space="preserve">~$12 / año .com — recomendado si ya se usa AWS</w:t>
+            </w:r>
+          </w:p>
+        </w:tc>
+      </w:tr>
+    </w:tbl>
+    <w:p>
+      <w:pPr>
+        <w:spacing w:after="60" w:before="40"/>
+        <w:ind w:left="360"/>
+      </w:pPr>
+      <w:r>
+        <w:rPr>
+          <w:b/>
+          <w:bCs/>
+          <w:sz w:val="20"/>
+          <w:szCs w:val="20"/>
+        </w:rPr>
+        <w:t xml:space="preserve">📌 Nota: </w:t>
+      </w:r>
+      <w:r>
+        <w:rPr>
+          <w:i/>
+          <w:iCs/>
+          <w:sz w:val="20"/>
+          <w:szCs w:val="20"/>
+        </w:rPr>
+        <w:t xml:space="preserve">El dominio es independiente del servidor. Se puede comprar el dominio en Namecheap y apuntarlo a Railway, Hostinger o AWS usando los registros DNS que cada plataforma indica.</w:t>
+      </w:r>
+    </w:p>
+    <w:p>
+      <w:pPr>
+        <w:spacing w:after="80" w:before="40"/>
+      </w:pPr>
+      <w:r>
+        <w:rPr>
+          <w:sz w:val="22"/>
+          <w:szCs w:val="22"/>
+        </w:rPr>
+        <w:t xml:space="preserve">Costo total del dominio convertido a Lempiras (referencial):</w:t>
+      </w:r>
+    </w:p>
+    <w:tbl>
+      <w:tblPr>
+        <w:tblW w:type="pct" w:w="100%"/>
+        <w:tblBorders>
+          <w:top w:val="single" w:color="auto" w:sz="4"/>
+          <w:left w:val="single" w:color="auto" w:sz="4"/>
+          <w:bottom w:val="single" w:color="auto" w:sz="4"/>
+          <w:right w:val="single" w:color="auto" w:sz="4"/>
+          <w:insideH w:val="single" w:color="auto" w:sz="4"/>
+          <w:insideV w:val="single" w:color="auto" w:sz="4"/>
+        </w:tblBorders>
+      </w:tblPr>
+      <w:tblGrid>
+        <w:gridCol w:w="100"/>
+        <w:gridCol w:w="100"/>
+      </w:tblGrid>
+      <w:tr>
+        <w:tc>
+          <w:tcPr>
+            <w:tcW w:type="pct" w:w="35%"/>
+            <w:shd w:fill="EFF6FF" w:val="clear"/>
+          </w:tcPr>
+          <w:p>
+            <w:r>
+              <w:rPr>
+                <w:b/>
+                <w:bCs/>
+                <w:sz w:val="20"/>
+                <w:szCs w:val="20"/>
+              </w:rPr>
+              <w:t xml:space="preserve">.com en Namecheap</w:t>
+            </w:r>
+          </w:p>
+        </w:tc>
+        <w:tc>
+          <w:tcPr>
+            <w:tcW w:type="pct" w:w="65%"/>
+          </w:tcPr>
+          <w:p>
+            <w:r>
+              <w:rPr>
+                <w:sz w:val="20"/>
+                <w:szCs w:val="20"/>
+              </w:rPr>
+              <w:t xml:space="preserve">~$10 / año ≈ 250 HNL / año ≈ 21 HNL / mes</w:t>
+            </w:r>
+          </w:p>
+        </w:tc>
+      </w:tr>
+      <w:tr>
+        <w:tc>
+          <w:tcPr>
+            <w:tcW w:type="pct" w:w="35%"/>
+            <w:shd w:fill="EFF6FF" w:val="clear"/>
+          </w:tcPr>
+          <w:p>
+            <w:r>
+              <w:rPr>
+                <w:b/>
+                <w:bCs/>
+                <w:sz w:val="20"/>
+                <w:szCs w:val="20"/>
+              </w:rPr>
+              <w:t xml:space="preserve">.hn nacional</w:t>
+            </w:r>
+          </w:p>
+        </w:tc>
+        <w:tc>
+          <w:tcPr>
+            <w:tcW w:type="pct" w:w="65%"/>
+          </w:tcPr>
+          <w:p>
+            <w:r>
+              <w:rPr>
+                <w:sz w:val="20"/>
+                <w:szCs w:val="20"/>
+              </w:rPr>
+              <w:t xml:space="preserve">~$35 / año ≈ 875 HNL / año ≈ 73 HNL / mes</w:t>
+            </w:r>
+          </w:p>
+        </w:tc>
+      </w:tr>
+    </w:tbl>
+    <w:p>
+      <w:pPr>
+        <w:pStyle w:val="Heading2"/>
+        <w:spacing w:after="80" w:before="280"/>
+      </w:pPr>
+      <w:r>
+        <w:t xml:space="preserve">7.7 Twilio — Mensajes de WhatsApp</w:t>
+      </w:r>
+    </w:p>
+    <w:p>
+      <w:pPr>
+        <w:spacing w:after="80" w:before="40"/>
+      </w:pPr>
+      <w:r>
+        <w:rPr>
+          <w:sz w:val="22"/>
+          <w:szCs w:val="22"/>
+        </w:rPr>
+        <w:t xml:space="preserve">Los mensajes de WhatsApp se envían automáticamente a los pacientes (recordatorios, alertas de citas, etc.) mediante la API de Twilio. El costo es independiente del servidor elegido.</w:t>
+      </w:r>
+    </w:p>
+    <w:tbl>
+      <w:tblPr>
+        <w:tblW w:type="pct" w:w="100%"/>
+        <w:tblBorders>
+          <w:top w:val="single" w:color="auto" w:sz="4"/>
+          <w:left w:val="single" w:color="auto" w:sz="4"/>
+          <w:bottom w:val="single" w:color="auto" w:sz="4"/>
+          <w:right w:val="single" w:color="auto" w:sz="4"/>
+          <w:insideH w:val="single" w:color="auto" w:sz="4"/>
+          <w:insideV w:val="single" w:color="auto" w:sz="4"/>
+        </w:tblBorders>
+      </w:tblPr>
+      <w:tblGrid>
+        <w:gridCol w:w="100"/>
+        <w:gridCol w:w="100"/>
+      </w:tblGrid>
+      <w:tr>
+        <w:tc>
+          <w:tcPr>
+            <w:tcW w:type="pct" w:w="35%"/>
+            <w:shd w:fill="EFF6FF" w:val="clear"/>
+          </w:tcPr>
+          <w:p>
+            <w:r>
+              <w:rPr>
+                <w:b/>
+                <w:bCs/>
+                <w:sz w:val="20"/>
+                <w:szCs w:val="20"/>
+              </w:rPr>
+              <w:t xml:space="preserve">Número de WhatsApp (sender)</w:t>
+            </w:r>
+          </w:p>
+        </w:tc>
+        <w:tc>
+          <w:tcPr>
+            <w:tcW w:type="pct" w:w="65%"/>
+          </w:tcPr>
+          <w:p>
+            <w:r>
+              <w:rPr>
+                <w:sz w:val="20"/>
+                <w:szCs w:val="20"/>
+              </w:rPr>
+              <w:t xml:space="preserve">$1.00 USD / mes — número de teléfono dedicado en Twilio</w:t>
+            </w:r>
+          </w:p>
+        </w:tc>
+      </w:tr>
+      <w:tr>
+        <w:tc>
+          <w:tcPr>
+            <w:tcW w:type="pct" w:w="35%"/>
+            <w:shd w:fill="EFF6FF" w:val="clear"/>
+          </w:tcPr>
+          <w:p>
+            <w:r>
+              <w:rPr>
+                <w:b/>
+                <w:bCs/>
+                <w:sz w:val="20"/>
+                <w:szCs w:val="20"/>
+              </w:rPr>
+              <w:t xml:space="preserve">Mensaje saliente (outbound)</w:t>
+            </w:r>
+          </w:p>
+        </w:tc>
+        <w:tc>
+          <w:tcPr>
+            <w:tcW w:type="pct" w:w="65%"/>
+          </w:tcPr>
+          <w:p>
+            <w:r>
+              <w:rPr>
+                <w:sz w:val="20"/>
+                <w:szCs w:val="20"/>
+              </w:rPr>
+              <w:t xml:space="preserve">~$0.005 USD por mensaje enviado</w:t>
+            </w:r>
+          </w:p>
+        </w:tc>
+      </w:tr>
+      <w:tr>
+        <w:tc>
+          <w:tcPr>
+            <w:tcW w:type="pct" w:w="35%"/>
+            <w:shd w:fill="EFF6FF" w:val="clear"/>
+          </w:tcPr>
+          <w:p>
+            <w:r>
+              <w:rPr>
+                <w:b/>
+                <w:bCs/>
+                <w:sz w:val="20"/>
+                <w:szCs w:val="20"/>
+              </w:rPr>
+              <w:t xml:space="preserve">Mensaje entrante (inbound)</w:t>
+            </w:r>
+          </w:p>
+        </w:tc>
+        <w:tc>
+          <w:tcPr>
+            <w:tcW w:type="pct" w:w="65%"/>
+          </w:tcPr>
+          <w:p>
+            <w:r>
+              <w:rPr>
+                <w:sz w:val="20"/>
+                <w:szCs w:val="20"/>
+              </w:rPr>
+              <w:t xml:space="preserve">~$0.005 USD por mensaje recibido</w:t>
+            </w:r>
+          </w:p>
+        </w:tc>
+      </w:tr>
+      <w:tr>
+        <w:tc>
+          <w:tcPr>
+            <w:tcW w:type="pct" w:w="35%"/>
+            <w:shd w:fill="EFF6FF" w:val="clear"/>
+          </w:tcPr>
+          <w:p>
+            <w:r>
+              <w:rPr>
+                <w:b/>
+                <w:bCs/>
+                <w:sz w:val="20"/>
+                <w:szCs w:val="20"/>
+              </w:rPr>
+              <w:t xml:space="preserve">Conversación 24 h (Meta fee)</w:t>
+            </w:r>
+          </w:p>
+        </w:tc>
+        <w:tc>
+          <w:tcPr>
+            <w:tcW w:type="pct" w:w="65%"/>
+          </w:tcPr>
+          <w:p>
+            <w:r>
+              <w:rPr>
+                <w:sz w:val="20"/>
+                <w:szCs w:val="20"/>
+              </w:rPr>
+              <w:t xml:space="preserve">~$0.006 – $0.015 USD por conversación iniciada</w:t>
+            </w:r>
+          </w:p>
+        </w:tc>
+      </w:tr>
+      <w:tr>
+        <w:tc>
+          <w:tcPr>
+            <w:tcW w:type="pct" w:w="35%"/>
+            <w:shd w:fill="EFF6FF" w:val="clear"/>
+          </w:tcPr>
+          <w:p>
+            <w:r>
+              <w:rPr>
+                <w:b/>
+                <w:bCs/>
+                <w:sz w:val="20"/>
+                <w:szCs w:val="20"/>
+              </w:rPr>
+              <w:t xml:space="preserve">Sandbox de desarrollo</w:t>
+            </w:r>
+          </w:p>
+        </w:tc>
+        <w:tc>
+          <w:tcPr>
+            <w:tcW w:type="pct" w:w="65%"/>
+          </w:tcPr>
+          <w:p>
+            <w:r>
+              <w:rPr>
+                <w:sz w:val="20"/>
+                <w:szCs w:val="20"/>
+              </w:rPr>
+              <w:t xml:space="preserve">$0.00 USD — gratuito, sólo para pruebas internas</w:t>
+            </w:r>
+          </w:p>
+        </w:tc>
+      </w:tr>
+    </w:tbl>
+    <w:p>
+      <w:pPr>
+        <w:spacing w:after="60" w:before="40"/>
+        <w:ind w:left="360"/>
+      </w:pPr>
+      <w:r>
+        <w:rPr>
+          <w:b/>
+          <w:bCs/>
+          <w:sz w:val="20"/>
+          <w:szCs w:val="20"/>
+        </w:rPr>
+        <w:t xml:space="preserve">📌 Nota: </w:t>
+      </w:r>
+      <w:r>
+        <w:rPr>
+          <w:i/>
+          <w:iCs/>
+          <w:sz w:val="20"/>
+          <w:szCs w:val="20"/>
+        </w:rPr>
+        <w:t xml:space="preserve">Meta cobra adicionalmente una tarifa por conversación según la categoría (utilidad, marketing, autenticación). Para Honduras la tarifa de conversación de utilidad es ~$0.006 USD.</w:t>
+      </w:r>
+    </w:p>
+    <w:p>
+      <w:pPr>
+        <w:spacing w:after="80" w:before="40"/>
+      </w:pPr>
+      <w:r>
+        <w:rPr>
+          <w:sz w:val="22"/>
+          <w:szCs w:val="22"/>
+        </w:rPr>
+        <w:t xml:space="preserve">Estimado mensual según volumen de pacientes:</w:t>
+      </w:r>
+    </w:p>
+    <w:tbl>
+      <w:tblPr>
+        <w:tblW w:type="pct" w:w="100%"/>
+        <w:tblBorders>
+          <w:top w:val="single" w:color="auto" w:sz="4"/>
+          <w:left w:val="single" w:color="auto" w:sz="4"/>
+          <w:bottom w:val="single" w:color="auto" w:sz="4"/>
+          <w:right w:val="single" w:color="auto" w:sz="4"/>
+          <w:insideH w:val="single" w:color="auto" w:sz="4"/>
+          <w:insideV w:val="single" w:color="auto" w:sz="4"/>
+        </w:tblBorders>
+      </w:tblPr>
+      <w:tblGrid>
+        <w:gridCol w:w="100"/>
+        <w:gridCol w:w="100"/>
+      </w:tblGrid>
+      <w:tr>
+        <w:tc>
+          <w:tcPr>
+            <w:tcW w:type="pct" w:w="35%"/>
+            <w:shd w:fill="EFF6FF" w:val="clear"/>
+          </w:tcPr>
+          <w:p>
+            <w:r>
+              <w:rPr>
+                <w:b/>
+                <w:bCs/>
+                <w:sz w:val="20"/>
+                <w:szCs w:val="20"/>
+              </w:rPr>
+              <w:t xml:space="preserve">30 pacientes · 2 mensajes c/u</w:t>
+            </w:r>
+          </w:p>
+        </w:tc>
+        <w:tc>
+          <w:tcPr>
+            <w:tcW w:type="pct" w:w="65%"/>
+          </w:tcPr>
+          <w:p>
+            <w:r>
+              <w:rPr>
+                <w:sz w:val="20"/>
+                <w:szCs w:val="20"/>
+              </w:rPr>
+              <w:t xml:space="preserve">60 mensajes ≈ $0.30 + $1.00 número = ~$1.30 / mes</w:t>
+            </w:r>
+          </w:p>
+        </w:tc>
+      </w:tr>
+      <w:tr>
+        <w:tc>
+          <w:tcPr>
+            <w:tcW w:type="pct" w:w="35%"/>
+            <w:shd w:fill="EFF6FF" w:val="clear"/>
+          </w:tcPr>
+          <w:p>
+            <w:r>
+              <w:rPr>
+                <w:b/>
+                <w:bCs/>
+                <w:sz w:val="20"/>
+                <w:szCs w:val="20"/>
+              </w:rPr>
+              <w:t xml:space="preserve">80 pacientes · 3 mensajes c/u</w:t>
+            </w:r>
+          </w:p>
+        </w:tc>
+        <w:tc>
+          <w:tcPr>
+            <w:tcW w:type="pct" w:w="65%"/>
+          </w:tcPr>
+          <w:p>
+            <w:r>
+              <w:rPr>
+                <w:sz w:val="20"/>
+                <w:szCs w:val="20"/>
+              </w:rPr>
+              <w:t xml:space="preserve">240 mensajes ≈ $1.20 + $1.00 número = ~$2.20 / mes</w:t>
+            </w:r>
+          </w:p>
+        </w:tc>
+      </w:tr>
+      <w:tr>
+        <w:tc>
+          <w:tcPr>
+            <w:tcW w:type="pct" w:w="35%"/>
+            <w:shd w:fill="EFF6FF" w:val="clear"/>
+          </w:tcPr>
+          <w:p>
+            <w:r>
+              <w:rPr>
+                <w:b/>
+                <w:bCs/>
+                <w:sz w:val="20"/>
+                <w:szCs w:val="20"/>
+              </w:rPr>
+              <w:t xml:space="preserve">150 pacientes · 4 mensajes c/u</w:t>
+            </w:r>
+          </w:p>
+        </w:tc>
+        <w:tc>
+          <w:tcPr>
+            <w:tcW w:type="pct" w:w="65%"/>
+          </w:tcPr>
+          <w:p>
+            <w:r>
+              <w:rPr>
+                <w:sz w:val="20"/>
+                <w:szCs w:val="20"/>
+              </w:rPr>
+              <w:t xml:space="preserve">600 mensajes ≈ $3.00 + $1.00 número = ~$4.00 / mes</w:t>
+            </w:r>
+          </w:p>
+        </w:tc>
+      </w:tr>
+    </w:tbl>
+    <w:p>
+      <w:pPr>
+        <w:pStyle w:val="Heading2"/>
+        <w:spacing w:after="80" w:before="280"/>
+      </w:pPr>
+      <w:r>
+        <w:t xml:space="preserve">7.8 Resumen Total Mensual por Escenario</w:t>
+      </w:r>
+    </w:p>
+    <w:p>
+      <w:pPr>
+        <w:spacing w:after="80" w:before="40"/>
+      </w:pPr>
+      <w:r>
+        <w:rPr>
+          <w:sz w:val="22"/>
+          <w:szCs w:val="22"/>
+        </w:rPr>
+        <w:t xml:space="preserve">Costo mensual completo (servidor + dominio + WhatsApp) según la plataforma elegida, para una clínica con ~80 pacientes activos:</w:t>
+      </w:r>
+    </w:p>
+    <w:tbl>
+      <w:tblPr>
+        <w:tblW w:type="pct" w:w="100%"/>
+        <w:tblBorders>
+          <w:top w:val="single" w:color="auto" w:sz="4"/>
+          <w:left w:val="single" w:color="auto" w:sz="4"/>
+          <w:bottom w:val="single" w:color="auto" w:sz="4"/>
+          <w:right w:val="single" w:color="auto" w:sz="4"/>
+          <w:insideH w:val="single" w:color="auto" w:sz="4"/>
+          <w:insideV w:val="single" w:color="auto" w:sz="4"/>
+        </w:tblBorders>
+      </w:tblPr>
+      <w:tblGrid>
+        <w:gridCol w:w="100"/>
+        <w:gridCol w:w="100"/>
+      </w:tblGrid>
+      <w:tr>
+        <w:tc>
+          <w:tcPr>
+            <w:tcW w:type="pct" w:w="35%"/>
+            <w:shd w:fill="EFF6FF" w:val="clear"/>
+          </w:tcPr>
+          <w:p>
+            <w:r>
+              <w:rPr>
+                <w:b/>
+                <w:bCs/>
+                <w:sz w:val="20"/>
+                <w:szCs w:val="20"/>
+              </w:rPr>
+              <w:t xml:space="preserve">Componente</w:t>
+            </w:r>
+          </w:p>
+        </w:tc>
+        <w:tc>
+          <w:tcPr>
+            <w:tcW w:type="pct" w:w="65%"/>
+          </w:tcPr>
+          <w:p>
+            <w:r>
+              <w:rPr>
+                <w:sz w:val="20"/>
+                <w:szCs w:val="20"/>
+              </w:rPr>
+              <w:t xml:space="preserve">Railway</w:t>
+            </w:r>
+          </w:p>
+        </w:tc>
+      </w:tr>
+      <w:tr>
+        <w:tc>
+          <w:tcPr>
+            <w:tcW w:type="pct" w:w="35%"/>
+            <w:shd w:fill="EFF6FF" w:val="clear"/>
+          </w:tcPr>
+          <w:p>
+            <w:r>
+              <w:rPr>
+                <w:b/>
+                <w:bCs/>
+                <w:sz w:val="20"/>
+                <w:szCs w:val="20"/>
+              </w:rPr>
+              <w:t xml:space="preserve">Servidor backend + MySQL</w:t>
+            </w:r>
+          </w:p>
+        </w:tc>
+        <w:tc>
+          <w:tcPr>
+            <w:tcW w:type="pct" w:w="65%"/>
+          </w:tcPr>
+          <w:p>
+            <w:r>
+              <w:rPr>
+                <w:sz w:val="20"/>
+                <w:szCs w:val="20"/>
+              </w:rPr>
+              <w:t xml:space="preserve">$10 – $25 / mes</w:t>
+            </w:r>
+          </w:p>
+        </w:tc>
+      </w:tr>
+      <w:tr>
+        <w:tc>
+          <w:tcPr>
+            <w:tcW w:type="pct" w:w="35%"/>
+            <w:shd w:fill="EFF6FF" w:val="clear"/>
+          </w:tcPr>
+          <w:p>
+            <w:r>
+              <w:rPr>
+                <w:b/>
+                <w:bCs/>
+                <w:sz w:val="20"/>
+                <w:szCs w:val="20"/>
+              </w:rPr>
+              <w:t xml:space="preserve">Frontend (Vercel)</w:t>
+            </w:r>
+          </w:p>
+        </w:tc>
+        <w:tc>
+          <w:tcPr>
+            <w:tcW w:type="pct" w:w="65%"/>
+          </w:tcPr>
+          <w:p>
+            <w:r>
+              <w:rPr>
+                <w:sz w:val="20"/>
+                <w:szCs w:val="20"/>
+              </w:rPr>
+              <w:t xml:space="preserve">$0 / mes</w:t>
+            </w:r>
+          </w:p>
+        </w:tc>
+      </w:tr>
+      <w:tr>
+        <w:tc>
+          <w:tcPr>
+            <w:tcW w:type="pct" w:w="35%"/>
+            <w:shd w:fill="EFF6FF" w:val="clear"/>
+          </w:tcPr>
+          <w:p>
+            <w:r>
+              <w:rPr>
+                <w:b/>
+                <w:bCs/>
+                <w:sz w:val="20"/>
+                <w:szCs w:val="20"/>
+              </w:rPr>
+              <w:t xml:space="preserve">Dominio (.com)</w:t>
+            </w:r>
+          </w:p>
+        </w:tc>
+        <w:tc>
+          <w:tcPr>
+            <w:tcW w:type="pct" w:w="65%"/>
+          </w:tcPr>
+          <w:p>
+            <w:r>
+              <w:rPr>
+                <w:sz w:val="20"/>
+                <w:szCs w:val="20"/>
+              </w:rPr>
+              <w:t xml:space="preserve">~$1 / mes (≈$10/año)</w:t>
+            </w:r>
+          </w:p>
+        </w:tc>
+      </w:tr>
+      <w:tr>
+        <w:tc>
+          <w:tcPr>
+            <w:tcW w:type="pct" w:w="35%"/>
+            <w:shd w:fill="EFF6FF" w:val="clear"/>
+          </w:tcPr>
+          <w:p>
+            <w:r>
+              <w:rPr>
+                <w:b/>
+                <w:bCs/>
+                <w:sz w:val="20"/>
+                <w:szCs w:val="20"/>
+              </w:rPr>
+              <w:t xml:space="preserve">WhatsApp Twilio (80 pacientes)</w:t>
+            </w:r>
+          </w:p>
+        </w:tc>
+        <w:tc>
+          <w:tcPr>
+            <w:tcW w:type="pct" w:w="65%"/>
+          </w:tcPr>
+          <w:p>
+            <w:r>
+              <w:rPr>
+                <w:sz w:val="20"/>
+                <w:szCs w:val="20"/>
+              </w:rPr>
+              <w:t xml:space="preserve">~$2.20 / mes</w:t>
+            </w:r>
+          </w:p>
+        </w:tc>
+      </w:tr>
+      <w:tr>
+        <w:tc>
+          <w:tcPr>
+            <w:tcW w:type="pct" w:w="35%"/>
+            <w:shd w:fill="EFF6FF" w:val="clear"/>
+          </w:tcPr>
+          <w:p>
+            <w:r>
+              <w:rPr>
+                <w:b/>
+                <w:bCs/>
+                <w:sz w:val="20"/>
+                <w:szCs w:val="20"/>
+              </w:rPr>
+              <w:t xml:space="preserve">──────────────────────────────────</w:t>
+            </w:r>
+          </w:p>
+        </w:tc>
+        <w:tc>
+          <w:tcPr>
+            <w:tcW w:type="pct" w:w="65%"/>
+          </w:tcPr>
+          <w:p>
+            <w:r>
+              <w:rPr>
+                <w:sz w:val="20"/>
+                <w:szCs w:val="20"/>
+              </w:rPr>
+              <w:t xml:space="preserve">─────────────────────</w:t>
+            </w:r>
+          </w:p>
+        </w:tc>
+      </w:tr>
+      <w:tr>
+        <w:tc>
+          <w:tcPr>
+            <w:tcW w:type="pct" w:w="35%"/>
+            <w:shd w:fill="EFF6FF" w:val="clear"/>
+          </w:tcPr>
+          <w:p>
+            <w:r>
+              <w:rPr>
+                <w:b/>
+                <w:bCs/>
+                <w:sz w:val="20"/>
+                <w:szCs w:val="20"/>
+              </w:rPr>
+              <w:t xml:space="preserve">TOTAL con Railway</w:t>
+            </w:r>
+          </w:p>
+        </w:tc>
+        <w:tc>
+          <w:tcPr>
+            <w:tcW w:type="pct" w:w="65%"/>
+          </w:tcPr>
+          <w:p>
+            <w:r>
+              <w:rPr>
+                <w:sz w:val="20"/>
+                <w:szCs w:val="20"/>
+              </w:rPr>
+              <w:t xml:space="preserve">$13 – $28 USD / mes  (~325 – 700 HNL)</w:t>
+            </w:r>
+          </w:p>
+        </w:tc>
+      </w:tr>
+    </w:tbl>
+    <w:tbl>
+      <w:tblPr>
+        <w:tblW w:type="pct" w:w="100%"/>
+        <w:tblBorders>
+          <w:top w:val="single" w:color="auto" w:sz="4"/>
+          <w:left w:val="single" w:color="auto" w:sz="4"/>
+          <w:bottom w:val="single" w:color="auto" w:sz="4"/>
+          <w:right w:val="single" w:color="auto" w:sz="4"/>
+          <w:insideH w:val="single" w:color="auto" w:sz="4"/>
+          <w:insideV w:val="single" w:color="auto" w:sz="4"/>
+        </w:tblBorders>
+      </w:tblPr>
+      <w:tblGrid>
+        <w:gridCol w:w="100"/>
+        <w:gridCol w:w="100"/>
+      </w:tblGrid>
+      <w:tr>
+        <w:tc>
+          <w:tcPr>
+            <w:tcW w:type="pct" w:w="35%"/>
+            <w:shd w:fill="EFF6FF" w:val="clear"/>
+          </w:tcPr>
+          <w:p>
+            <w:r>
+              <w:rPr>
+                <w:b/>
+                <w:bCs/>
+                <w:sz w:val="20"/>
+                <w:szCs w:val="20"/>
+              </w:rPr>
+              <w:t xml:space="preserve">TOTAL con Hostinger VPS</w:t>
+            </w:r>
+          </w:p>
+        </w:tc>
+        <w:tc>
+          <w:tcPr>
+            <w:tcW w:type="pct" w:w="65%"/>
+          </w:tcPr>
+          <w:p>
+            <w:r>
+              <w:rPr>
+                <w:sz w:val="20"/>
+                <w:szCs w:val="20"/>
+              </w:rPr>
+              <w:t xml:space="preserve">$8 – $15 USD / mes  (~200 – 375 HNL)  ← más económico</w:t>
+            </w:r>
+          </w:p>
+        </w:tc>
+      </w:tr>
+      <w:tr>
+        <w:tc>
+          <w:tcPr>
+            <w:tcW w:type="pct" w:w="35%"/>
+            <w:shd w:fill="EFF6FF" w:val="clear"/>
+          </w:tcPr>
+          <w:p>
+            <w:r>
+              <w:rPr>
+                <w:b/>
+                <w:bCs/>
+                <w:sz w:val="20"/>
+                <w:szCs w:val="20"/>
+              </w:rPr>
+              <w:t xml:space="preserve">TOTAL con AWS (básico)</w:t>
+            </w:r>
+          </w:p>
+        </w:tc>
+        <w:tc>
+          <w:tcPr>
+            <w:tcW w:type="pct" w:w="65%"/>
+          </w:tcPr>
+          <w:p>
+            <w:r>
+              <w:rPr>
+                <w:sz w:val="20"/>
+                <w:szCs w:val="20"/>
+              </w:rPr>
+              <w:t xml:space="preserve">$28 – $55 USD / mes  (~700 – 1 375 HNL)  ← más escalable</w:t>
+            </w:r>
+          </w:p>
+        </w:tc>
+      </w:tr>
+    </w:tbl>
+    <w:p>
+      <w:pPr>
+        <w:spacing w:after="60" w:before="40"/>
+        <w:ind w:left="360"/>
+      </w:pPr>
+      <w:r>
+        <w:rPr>
+          <w:b/>
+          <w:bCs/>
+          <w:sz w:val="20"/>
+          <w:szCs w:val="20"/>
+        </w:rPr>
+        <w:t xml:space="preserve">📌 Nota: </w:t>
+      </w:r>
+      <w:r>
+        <w:rPr>
+          <w:i/>
+          <w:iCs/>
+          <w:sz w:val="20"/>
+          <w:szCs w:val="20"/>
+        </w:rPr>
+        <w:t xml:space="preserve">Estos valores son aproximados. Los precios pueden variar según región, promociones vigentes y consumo real. Se recomienda revisar railway.app/pricing, hostinger.com, aws.amazon.com/pricing, twilio.com/whatsapp/pricing y namecheap.com periódicamente.</w:t>
       </w:r>
     </w:p>
     <w:p>
